--- a/Error openlayer canarias.docx
+++ b/Error openlayer canarias.docx
@@ -4,89 +4,3213 @@
   <w:body>
     <w:p>
       <w:pPr>
-        <w:pStyle w:val="NormalWeb"/>
+        <w:rPr>
+          <w:lang w:val="en-US"/>
+        </w:rPr>
       </w:pPr>
       <w:r>
-        <w:t xml:space="preserve">Error </w:t>
+        <w:rPr>
+          <w:lang w:val="en-US"/>
+        </w:rPr>
+        <w:t xml:space="preserve">DCBs </w:t>
       </w:r>
       <w:proofErr w:type="spellStart"/>
       <w:r>
-        <w:t>openlayer</w:t>
+        <w:rPr>
+          <w:lang w:val="en-US"/>
+        </w:rPr>
+        <w:t>Titulos</w:t>
       </w:r>
       <w:proofErr w:type="spellEnd"/>
       <w:r>
-        <w:t xml:space="preserve"> canarias</w:t>
+        <w:rPr>
+          <w:lang w:val="en-US"/>
+        </w:rPr>
+        <w:t>:</w:t>
       </w:r>
     </w:p>
     <w:p>
       <w:pPr>
-        <w:pStyle w:val="NormalWeb"/>
+        <w:rPr>
+          <w:lang w:val="en-US"/>
+        </w:rPr>
       </w:pPr>
-      <w:r>
-        <w:t xml:space="preserve">¿Como eliminamos estos errores al lanzar la </w:t>
-      </w:r>
-      <w:proofErr w:type="gramStart"/>
-      <w:r>
-        <w:t>app</w:t>
-      </w:r>
-      <w:proofErr w:type="gramEnd"/>
-      <w:r>
-        <w:t xml:space="preserve">? Nota que he modificado el componente ya que contenía otros errores. Los demás archivos están sin modificar. Doy por hecho que proj4, </w:t>
+    </w:p>
+    <w:p>
+      <w:pPr>
+        <w:pStyle w:val="Prrafodelista"/>
+        <w:numPr>
+          <w:ilvl w:val="0"/>
+          <w:numId w:val="2"/>
+        </w:numPr>
+        <w:ind w:left="426"/>
+        <w:rPr>
+          <w:b/>
+          <w:bCs/>
+        </w:rPr>
+      </w:pPr>
+      <w:r>
+        <w:rPr>
+          <w:b/>
+          <w:bCs/>
+        </w:rPr>
+        <w:t>Actividades Físico y Deportivas.</w:t>
+      </w:r>
+    </w:p>
+    <w:p/>
+    <w:p>
+      <w:r>
+        <w:t>Grado Básico:</w:t>
+      </w:r>
+    </w:p>
+    <w:p>
+      <w:r>
+        <w:t>Título Profesional Básico en Acceso y Conservación en Instalaciones Deportivas</w:t>
+      </w:r>
+      <w:r>
+        <w:t xml:space="preserve">: </w:t>
+      </w:r>
+      <w:hyperlink r:id="rId5" w:history="1">
+        <w:r>
+          <w:rPr>
+            <w:rStyle w:val="Hipervnculo"/>
+          </w:rPr>
+          <w:t>https://todofp.es/que-estudiar/familias-profesionales/actividades-fisicas-deportivas/acceso-y-conservacion-en-instalaciones-deportivas.html</w:t>
+        </w:r>
+      </w:hyperlink>
+    </w:p>
+    <w:p/>
+    <w:p>
+      <w:r>
+        <w:t>Grado Medio:</w:t>
+      </w:r>
+    </w:p>
+    <w:p>
+      <w:r>
+        <w:t>Técnico en Guía en el Medio Natural y de Tiempo Libre</w:t>
+      </w:r>
+      <w:r>
+        <w:t xml:space="preserve">: </w:t>
+      </w:r>
+      <w:hyperlink r:id="rId6" w:history="1">
+        <w:r>
+          <w:rPr>
+            <w:rStyle w:val="Hipervnculo"/>
+          </w:rPr>
+          <w:t>https://todofp.es/que-estudiar/familias-profesionales/actividades-fisicas-deportivas/guia-medio-natural-tiempo-libre.html</w:t>
+        </w:r>
+      </w:hyperlink>
+    </w:p>
+    <w:p/>
+    <w:p>
+      <w:r>
+        <w:t>Grado Superior:</w:t>
+      </w:r>
+    </w:p>
+    <w:p>
+      <w:r>
+        <w:t>Técnico Superior en Acondicionamiento Físico</w:t>
+      </w:r>
+      <w:r>
+        <w:t xml:space="preserve">: </w:t>
+      </w:r>
+      <w:hyperlink r:id="rId7" w:history="1">
+        <w:r>
+          <w:rPr>
+            <w:rStyle w:val="Hipervnculo"/>
+          </w:rPr>
+          <w:t>https://www.gobiernodecanarias.org/cmsgob1/export/sites/educacion/web/formacion_profesional/_galerias/descargas/descargas/3_1/Actividades_Fisicas_Deportivas/AcondicionamientoFisicoFO.pdf</w:t>
+        </w:r>
+      </w:hyperlink>
+    </w:p>
+    <w:p/>
+    <w:p>
+      <w:r>
+        <w:t xml:space="preserve">Técnico Superior en Enseñanza y Animación </w:t>
       </w:r>
       <w:proofErr w:type="spellStart"/>
       <w:r>
-        <w:t>ngx-translate</w:t>
+        <w:t>Sociodeportiva</w:t>
       </w:r>
       <w:proofErr w:type="spellEnd"/>
       <w:r>
-        <w:t xml:space="preserve"> y </w:t>
-      </w:r>
-      <w:proofErr w:type="spellStart"/>
-      <w:r>
-        <w:t>getDCBUrl.ts</w:t>
-      </w:r>
-      <w:proofErr w:type="spellEnd"/>
-      <w:r>
-        <w:t xml:space="preserve"> ya no están en el proyecto final. Se supone </w:t>
-      </w:r>
-      <w:r>
-        <w:t>que</w:t>
-      </w:r>
-      <w:r>
-        <w:t xml:space="preserve"> mapa-</w:t>
-      </w:r>
-      <w:proofErr w:type="spellStart"/>
-      <w:r>
-        <w:t>centros.component.ts</w:t>
-      </w:r>
-      <w:proofErr w:type="spellEnd"/>
-      <w:r>
-        <w:t xml:space="preserve"> ya no hace referencia a la librería proj4, no utiliza el módulo </w:t>
-      </w:r>
-      <w:proofErr w:type="spellStart"/>
-      <w:r>
-        <w:t>ngx-translate</w:t>
-      </w:r>
-      <w:proofErr w:type="spellEnd"/>
-      <w:r>
-        <w:t xml:space="preserve"> y se ha suprimido el uso </w:t>
-      </w:r>
-      <w:proofErr w:type="spellStart"/>
-      <w:r>
-        <w:t>dee</w:t>
-      </w:r>
-      <w:proofErr w:type="spellEnd"/>
-      <w:r>
-        <w:t xml:space="preserve"> </w:t>
-      </w:r>
-      <w:proofErr w:type="spellStart"/>
-      <w:r>
-        <w:t>getDCBUrl.ts</w:t>
-      </w:r>
-      <w:proofErr w:type="spellEnd"/>
-      <w:r>
+        <w:t xml:space="preserve">: </w:t>
+      </w:r>
+      <w:hyperlink r:id="rId8" w:history="1">
+        <w:r>
+          <w:rPr>
+            <w:rStyle w:val="Hipervnculo"/>
+          </w:rPr>
+          <w:t>https://www.gobiernodecanarias.org/cmsgob1/export/sites/educacion/web/formacion_profesional/_galerias/descargas/descargas/3_1/Actividades_Fisicas_Deportivas/EnsenhanzaAnimacionSociodeportivaFO.pdf</w:t>
+        </w:r>
+      </w:hyperlink>
+    </w:p>
+    <w:p/>
+    <w:p>
+      <w:pPr>
+        <w:pStyle w:val="Prrafodelista"/>
+        <w:numPr>
+          <w:ilvl w:val="0"/>
+          <w:numId w:val="2"/>
+        </w:numPr>
+        <w:ind w:left="426"/>
+        <w:rPr>
+          <w:b/>
+          <w:bCs/>
+        </w:rPr>
+      </w:pPr>
+      <w:r>
+        <w:rPr>
+          <w:b/>
+          <w:bCs/>
+        </w:rPr>
+        <w:t>Administración y Gestión</w:t>
+      </w:r>
+      <w:r>
+        <w:rPr>
+          <w:b/>
+          <w:bCs/>
+        </w:rPr>
         <w:t>.</w:t>
       </w:r>
+    </w:p>
+    <w:p/>
+    <w:p>
+      <w:r>
+        <w:t>Grado Básico:</w:t>
+      </w:r>
+    </w:p>
+    <w:p>
+      <w:r>
+        <w:t>Técnico Básico en Servicios</w:t>
+      </w:r>
+      <w:r>
+        <w:t>:</w:t>
+      </w:r>
+    </w:p>
+    <w:p>
+      <w:hyperlink r:id="rId9" w:history="1">
+        <w:r>
+          <w:rPr>
+            <w:rStyle w:val="Hipervnculo"/>
+          </w:rPr>
+          <w:t>https://www.gobiernodecanarias.org/cmsgob1/export/sites/educacion/web/formacion_profesional/_galerias/descargas/descargas/3_1/Administracion_y_Gestion/Servicios_AdministrativosFO.pdf</w:t>
+        </w:r>
+      </w:hyperlink>
+    </w:p>
+    <w:p/>
+    <w:p>
+      <w:r>
+        <w:t>Grado Medio:</w:t>
+      </w:r>
+    </w:p>
+    <w:p>
+      <w:r>
+        <w:t xml:space="preserve">Técnico en </w:t>
+      </w:r>
+      <w:r>
+        <w:t>Gestión Administrativa</w:t>
+      </w:r>
+      <w:r>
+        <w:t xml:space="preserve">: </w:t>
+      </w:r>
+    </w:p>
+    <w:p>
+      <w:hyperlink r:id="rId10" w:history="1">
+        <w:r>
+          <w:rPr>
+            <w:rStyle w:val="Hipervnculo"/>
+          </w:rPr>
+          <w:t>https://www.gobiernodecanarias.org/cmsgob1/export/sites/educacion/web/formacion_profesional/_galerias/descargas/descargas/3_1/Administracion_y_Gestion/GestionAdministrativaFO15.pdf</w:t>
+        </w:r>
+      </w:hyperlink>
+    </w:p>
+    <w:p/>
+    <w:p>
+      <w:r>
+        <w:t>Grado Superior:</w:t>
+      </w:r>
+    </w:p>
+    <w:p>
+      <w:r>
+        <w:t xml:space="preserve">Técnico Superior en </w:t>
+      </w:r>
+      <w:r>
+        <w:t>Administración y Finanzas</w:t>
+      </w:r>
+      <w:r>
+        <w:t xml:space="preserve">: </w:t>
+      </w:r>
+      <w:hyperlink r:id="rId11" w:history="1">
+        <w:r>
+          <w:rPr>
+            <w:rStyle w:val="Hipervnculo"/>
+          </w:rPr>
+          <w:t>https://www.gobiernodecanarias.org/cmsgob1/export/sites/educacion/web/formacion_profesional/_galerias/descargas/descargas/3_1/Administracion_y_Gestion/AdministracionFinanzasFO15.pdf</w:t>
+        </w:r>
+      </w:hyperlink>
+    </w:p>
+    <w:p/>
+    <w:p/>
+    <w:p>
+      <w:r>
+        <w:lastRenderedPageBreak/>
+        <w:t xml:space="preserve">Técnico Superior en </w:t>
+      </w:r>
+      <w:r>
+        <w:t>Asistente a la Dirección:</w:t>
+      </w:r>
+      <w:r>
+        <w:t xml:space="preserve"> </w:t>
+      </w:r>
+      <w:hyperlink r:id="rId12" w:history="1">
+        <w:r>
+          <w:rPr>
+            <w:rStyle w:val="Hipervnculo"/>
+          </w:rPr>
+          <w:t>https://www.gobiernodecanarias.org/cmsgob1/export/sites/educacion/web/formacion_profesional/_galerias/descargas/descargas/3_1/Administracion_y_Gestion/AsistenciaDireccionFO15.pdf</w:t>
+        </w:r>
+      </w:hyperlink>
+    </w:p>
+    <w:p/>
+    <w:p>
+      <w:pPr>
+        <w:pStyle w:val="Prrafodelista"/>
+        <w:numPr>
+          <w:ilvl w:val="0"/>
+          <w:numId w:val="2"/>
+        </w:numPr>
+        <w:ind w:left="426"/>
+        <w:rPr>
+          <w:b/>
+          <w:bCs/>
+        </w:rPr>
+      </w:pPr>
+      <w:r>
+        <w:rPr>
+          <w:b/>
+          <w:bCs/>
+        </w:rPr>
+        <w:t>Agraria</w:t>
+      </w:r>
+    </w:p>
+    <w:p>
+      <w:r>
+        <w:t>Grado Básico:</w:t>
+      </w:r>
+    </w:p>
+    <w:p>
+      <w:r>
+        <w:t>Técnico Básico en Actividades Agropecuarias</w:t>
+      </w:r>
+      <w:r>
+        <w:t xml:space="preserve"> </w:t>
+      </w:r>
+    </w:p>
+    <w:p>
+      <w:hyperlink r:id="rId13" w:history="1">
+        <w:r>
+          <w:rPr>
+            <w:rStyle w:val="Hipervnculo"/>
+          </w:rPr>
+          <w:t>https://www.gobiernodecanarias.org/cmsgob1/export/sites/educacion/web/formacion_profesional/_galerias/descargas/descargas/3_1/Agraria/actividades_agropecuarias.pdf</w:t>
+        </w:r>
+      </w:hyperlink>
+    </w:p>
+    <w:p>
+      <w:r>
+        <w:t xml:space="preserve">Técnico Básico en Agro-jardinería y Composiciones </w:t>
+      </w:r>
+    </w:p>
+    <w:p>
+      <w:hyperlink r:id="rId14" w:history="1">
+        <w:r>
+          <w:rPr>
+            <w:rStyle w:val="Hipervnculo"/>
+          </w:rPr>
+          <w:t>https://www.gobiernodecanarias.org/cmsgob1/export/sites/educacion/web/formacion_profesional/_galerias/descargas/descargas/3_1/Agraria/Agro-jardineria_Composiciones_FloralesFO.pdf</w:t>
+        </w:r>
+      </w:hyperlink>
+    </w:p>
+    <w:p>
+      <w:r>
+        <w:t>Técnico Básico en Aprovechamientos Forestales</w:t>
+      </w:r>
+    </w:p>
+    <w:p>
+      <w:hyperlink r:id="rId15" w:history="1">
+        <w:r>
+          <w:rPr>
+            <w:rStyle w:val="Hipervnculo"/>
+          </w:rPr>
+          <w:t>https://www.gobiernodecanarias.org/cmsgob1/export/sites/educacion/web/formacion_profesional/_galerias/descargas/descargas/3_1/Agraria/Aprovechamientos_ForestalesFO.pdf</w:t>
+        </w:r>
+      </w:hyperlink>
+    </w:p>
+    <w:p/>
+    <w:p>
+      <w:r>
+        <w:t>Grado Medio:</w:t>
+      </w:r>
+      <w:r>
+        <w:t xml:space="preserve"> </w:t>
+      </w:r>
+    </w:p>
+    <w:p>
+      <w:r>
+        <w:t>Técnico en Aprovechamiento y Conservación del Medio Natural</w:t>
+      </w:r>
+      <w:r>
+        <w:t xml:space="preserve"> </w:t>
+      </w:r>
+    </w:p>
+    <w:p>
+      <w:hyperlink r:id="rId16" w:history="1">
+        <w:r>
+          <w:rPr>
+            <w:rStyle w:val="Hipervnculo"/>
+          </w:rPr>
+          <w:t>https://www.gobiernodecanarias.org/cmsgob1/export/sites/educacion/web/formacion_profesional/_galerias/descargas/descargas/3_1/Agraria/AprovechamientoConservacionMedioNaturalFO15.pdf</w:t>
+        </w:r>
+      </w:hyperlink>
+    </w:p>
+    <w:p>
+      <w:r>
+        <w:t>Técnico en Jardinería y Floristería</w:t>
+      </w:r>
+      <w:r>
+        <w:t xml:space="preserve"> </w:t>
+      </w:r>
+    </w:p>
+    <w:p>
+      <w:hyperlink r:id="rId17" w:history="1">
+        <w:r>
+          <w:rPr>
+            <w:rStyle w:val="Hipervnculo"/>
+          </w:rPr>
+          <w:t>https://www.gobiernodecanarias.org/cmsgob1/export/sites/educacion/web/formacion_profesional/_galerias/descargas/descargas/3_1/Agraria/JardineriaFloristeriaFO15.pdf</w:t>
+        </w:r>
+      </w:hyperlink>
+    </w:p>
+    <w:p>
+      <w:r>
+        <w:t>Técnico en Producción Agroecológica</w:t>
+      </w:r>
+      <w:r>
+        <w:t xml:space="preserve"> </w:t>
+      </w:r>
+    </w:p>
+    <w:p>
+      <w:hyperlink r:id="rId18" w:history="1">
+        <w:r>
+          <w:rPr>
+            <w:rStyle w:val="Hipervnculo"/>
+          </w:rPr>
+          <w:t>https://www.gobiernodecanarias.org/cmsgob1/export/sites/educacion/web/formacion_profesional/_galerias/descargas/descargas/3_1/Agraria/ProduccionAgroecologicaFO15.pdf</w:t>
+        </w:r>
+      </w:hyperlink>
+    </w:p>
+    <w:p>
+      <w:r>
+        <w:t>Técnico en Producción Agropecuaria</w:t>
+      </w:r>
+    </w:p>
+    <w:p>
+      <w:hyperlink r:id="rId19" w:history="1">
+        <w:r>
+          <w:rPr>
+            <w:rStyle w:val="Hipervnculo"/>
+          </w:rPr>
+          <w:t>https://www.gobiernodecanarias.org/cmsgob1/export/sites/educacion/web/formacion_profesional/_galerias/descargas/descargas/3_1/Agraria/ProduccionAgropecuariaFO15.pdf</w:t>
+        </w:r>
+      </w:hyperlink>
+    </w:p>
+    <w:p/>
+    <w:p>
+      <w:r>
+        <w:t>Grado Superior:</w:t>
+      </w:r>
+      <w:r>
+        <w:t xml:space="preserve"> </w:t>
+      </w:r>
+    </w:p>
+    <w:p>
+      <w:r>
+        <w:t>Técnico Superior en Ganadería y Asistencia en Sanidad Animal</w:t>
+      </w:r>
+      <w:r>
+        <w:t xml:space="preserve"> </w:t>
+      </w:r>
+    </w:p>
+    <w:p>
+      <w:hyperlink r:id="rId20" w:history="1">
+        <w:r>
+          <w:rPr>
+            <w:rStyle w:val="Hipervnculo"/>
+          </w:rPr>
+          <w:t>https://www.gobiernodecanarias.org/cmsgob1/export/sites/educacion/web/formacion_profesional/_galerias/descargas/descargas/3_1/Agraria/GanaderiaAsistenciaSanidadAnimalFO.pdf</w:t>
+        </w:r>
+      </w:hyperlink>
+    </w:p>
+    <w:p>
+      <w:r>
+        <w:t>Técnico Superior en Gestión Forestal y del Medio Natural</w:t>
+      </w:r>
+      <w:r>
+        <w:t xml:space="preserve"> </w:t>
+      </w:r>
+    </w:p>
+    <w:p>
+      <w:hyperlink r:id="rId21" w:history="1">
+        <w:r>
+          <w:rPr>
+            <w:rStyle w:val="Hipervnculo"/>
+          </w:rPr>
+          <w:t>https://www.gobiernodecanarias.org/cmsgob1/export/sites/educacion/web/formacion_profesional/_galerias/descargas/descargas/3_1/Agraria/GestionForestalMedioNaturalFO15.pdf</w:t>
+        </w:r>
+      </w:hyperlink>
+    </w:p>
+    <w:p/>
+    <w:p>
+      <w:r>
+        <w:t>Técnico Superior en Paisajismo y Medio Rural</w:t>
+      </w:r>
+    </w:p>
+    <w:p>
+      <w:hyperlink r:id="rId22" w:history="1">
+        <w:r>
+          <w:rPr>
+            <w:rStyle w:val="Hipervnculo"/>
+          </w:rPr>
+          <w:t>https://www.gobiernodecanarias.org/cmsgob1/export/sites/educacion/web/formacion_profesional/_galerias/descargas/descargas/3_1/Agraria/PaisajismoMedioRuralFO15.pdf</w:t>
+        </w:r>
+      </w:hyperlink>
+    </w:p>
+    <w:p/>
+    <w:p>
+      <w:pPr>
+        <w:pStyle w:val="Prrafodelista"/>
+        <w:numPr>
+          <w:ilvl w:val="0"/>
+          <w:numId w:val="2"/>
+        </w:numPr>
+        <w:ind w:left="426"/>
+        <w:rPr>
+          <w:b/>
+          <w:bCs/>
+        </w:rPr>
+      </w:pPr>
+      <w:r>
+        <w:rPr>
+          <w:b/>
+          <w:bCs/>
+        </w:rPr>
+        <w:t>Artes Gráficas</w:t>
+      </w:r>
+    </w:p>
+    <w:p>
+      <w:r>
+        <w:t>Grado Básico:</w:t>
+      </w:r>
+    </w:p>
+    <w:p>
+      <w:r>
+        <w:t>Técnico Básico en Artes Gráficas</w:t>
+      </w:r>
+    </w:p>
+    <w:p>
+      <w:hyperlink r:id="rId23" w:history="1">
+        <w:r>
+          <w:rPr>
+            <w:rStyle w:val="Hipervnculo"/>
+          </w:rPr>
+          <w:t>https://www.gobiernodecanarias.org/cmsgob1/export/sites/educacion/web/formacion_profesional/_galerias/descargas/descargas/3_1/Artes_Graficas/artes_graficas.pdf</w:t>
+        </w:r>
+      </w:hyperlink>
+    </w:p>
+    <w:p>
+      <w:r>
+        <w:t xml:space="preserve">Grado </w:t>
+      </w:r>
+      <w:r>
+        <w:t>Medio</w:t>
+      </w:r>
+      <w:r>
+        <w:t>:</w:t>
+      </w:r>
+    </w:p>
+    <w:p>
+      <w:r>
+        <w:t>Técnico en Impresión Gráfica</w:t>
+      </w:r>
+      <w:r>
+        <w:t xml:space="preserve"> </w:t>
+      </w:r>
+    </w:p>
+    <w:p>
+      <w:hyperlink r:id="rId24" w:history="1">
+        <w:r>
+          <w:rPr>
+            <w:rStyle w:val="Hipervnculo"/>
+          </w:rPr>
+          <w:t>https://www.gobiernodecanarias.org/cmsgob1/export/sites/educacion/web/formacion_profesional/_galerias/descargas/descargas/3_1/Artes_Graficas/ImpresionGraficaFO15.pdf</w:t>
+        </w:r>
+      </w:hyperlink>
+    </w:p>
+    <w:p>
+      <w:r>
+        <w:t>Técnico en Preimpresión Digital</w:t>
+      </w:r>
+      <w:r>
+        <w:t xml:space="preserve"> </w:t>
+      </w:r>
+    </w:p>
+    <w:p>
+      <w:hyperlink r:id="rId25" w:history="1">
+        <w:r>
+          <w:rPr>
+            <w:rStyle w:val="Hipervnculo"/>
+          </w:rPr>
+          <w:t>https://www.gobiernodecanarias.org/cmsgob1/export/sites/educacion/web/formacion_profesional/_galerias/descargas/descargas/3_1/Artes_Graficas/PreimpresionDigitalFO15.pdf</w:t>
+        </w:r>
+      </w:hyperlink>
+    </w:p>
+    <w:p>
+      <w:r>
+        <w:t xml:space="preserve">Grado </w:t>
+      </w:r>
+      <w:r>
+        <w:t>Superior</w:t>
+      </w:r>
+      <w:r>
+        <w:t>:</w:t>
+      </w:r>
+    </w:p>
+    <w:p>
+      <w:r>
+        <w:t>Técnico Superior en Diseño y Gestión de la Producción Gráfica</w:t>
+      </w:r>
+      <w:r>
+        <w:t xml:space="preserve"> </w:t>
+      </w:r>
+    </w:p>
+    <w:p>
+      <w:hyperlink r:id="rId26" w:history="1">
+        <w:r>
+          <w:rPr>
+            <w:rStyle w:val="Hipervnculo"/>
+          </w:rPr>
+          <w:t>https://www.gobiernodecanarias.org/cmsgob1/export/sites/educacion/web/formacion_profesional/_galerias/descargas/descargas/3_1/Artes_Graficas/Disenyo_y_Gestion_Produccion_GraficaFO.pdf</w:t>
+        </w:r>
+      </w:hyperlink>
+    </w:p>
+    <w:p/>
+    <w:p>
+      <w:pPr>
+        <w:pStyle w:val="Prrafodelista"/>
+        <w:numPr>
+          <w:ilvl w:val="0"/>
+          <w:numId w:val="2"/>
+        </w:numPr>
+        <w:ind w:left="426"/>
+        <w:rPr>
+          <w:b/>
+          <w:bCs/>
+        </w:rPr>
+      </w:pPr>
+      <w:r>
+        <w:rPr>
+          <w:b/>
+          <w:bCs/>
+        </w:rPr>
+        <w:t>Comercio y Marketing</w:t>
+      </w:r>
+    </w:p>
+    <w:p>
+      <w:r>
+        <w:t>G</w:t>
+      </w:r>
+      <w:r>
+        <w:t>ra</w:t>
+      </w:r>
+      <w:r>
+        <w:t>do</w:t>
+      </w:r>
+      <w:r>
+        <w:t xml:space="preserve"> Básico:</w:t>
+      </w:r>
+    </w:p>
+    <w:p>
+      <w:r>
+        <w:t>Técnico Básico en Servicios Comerciales</w:t>
+      </w:r>
+      <w:r>
+        <w:t xml:space="preserve"> </w:t>
+      </w:r>
+    </w:p>
+    <w:p>
+      <w:hyperlink r:id="rId27" w:history="1">
+        <w:r>
+          <w:rPr>
+            <w:rStyle w:val="Hipervnculo"/>
+          </w:rPr>
+          <w:t>https://www.gobiernodecanarias.org/cmsgob1/export/sites/educacion/web/formacion_profesional/_galerias/descargas/descargas/3_1/Comercio_y_Marketing/Servicios_ComercialesFO.pdf</w:t>
+        </w:r>
+      </w:hyperlink>
+    </w:p>
+    <w:p>
+      <w:r>
+        <w:t>Grado Medio:</w:t>
+      </w:r>
+    </w:p>
+    <w:p>
+      <w:r>
+        <w:t>Técnico en Actividades Comerciales</w:t>
+      </w:r>
+      <w:r>
+        <w:t xml:space="preserve"> </w:t>
+      </w:r>
+    </w:p>
+    <w:p>
+      <w:hyperlink r:id="rId28" w:history="1">
+        <w:r>
+          <w:rPr>
+            <w:rStyle w:val="Hipervnculo"/>
+          </w:rPr>
+          <w:t>https://www.gobiernodecanarias.org/cmsgob1/export/sites/educacion/web/formacion_profesional/_galerias/descargas/descargas/3_1/Comercio_y_Marketing/ActividadesComercialesFO15.pdf</w:t>
+        </w:r>
+      </w:hyperlink>
+    </w:p>
+    <w:p>
+      <w:r>
+        <w:t>Grado Superior:</w:t>
+      </w:r>
+    </w:p>
+    <w:p>
+      <w:r>
+        <w:t xml:space="preserve">Técnico Superior en Comercio Internacional </w:t>
+      </w:r>
+    </w:p>
+    <w:p>
+      <w:hyperlink r:id="rId29" w:history="1">
+        <w:r>
+          <w:rPr>
+            <w:rStyle w:val="Hipervnculo"/>
+          </w:rPr>
+          <w:t>https://www.gobiernodecanarias.org/cmsgob1/export/sites/educacion/web/formacion_profesional/_galerias/descargas/descargas/3_1/Comercio_y_Marketing/ComercioInternacionalFO15.pdf</w:t>
+        </w:r>
+      </w:hyperlink>
+    </w:p>
+    <w:p>
+      <w:r>
+        <w:t>Técnico Superior en Gestión de Ventas y Espacios Comerciales</w:t>
+      </w:r>
+      <w:r>
+        <w:t xml:space="preserve"> </w:t>
+      </w:r>
+    </w:p>
+    <w:p>
+      <w:hyperlink r:id="rId30" w:history="1">
+        <w:r>
+          <w:rPr>
+            <w:rStyle w:val="Hipervnculo"/>
+          </w:rPr>
+          <w:t>https://www.gobiernodecanarias.org/cmsgob1/export/sites/educacion/web/formacion_profesional/_galerias/descargas/descargas/3_1/Comercio_y_Marketing/GestionVentasEspaciosComercialesFO15.pdf</w:t>
+        </w:r>
+      </w:hyperlink>
+    </w:p>
+    <w:p/>
+    <w:p>
+      <w:r>
+        <w:lastRenderedPageBreak/>
+        <w:t>Técnico Superior en Marketing y Publicidad</w:t>
+      </w:r>
+      <w:r>
+        <w:t xml:space="preserve"> </w:t>
+      </w:r>
+    </w:p>
+    <w:p>
+      <w:hyperlink r:id="rId31" w:history="1">
+        <w:r>
+          <w:rPr>
+            <w:rStyle w:val="Hipervnculo"/>
+          </w:rPr>
+          <w:t>https://www.gobiernodecanarias.org/cmsgob1/export/sites/educacion/web/formacion_profesional/_galerias/descargas/descargas/3_1/Comercio_y_Marketing/MarketingPublicidadFO15.pdf</w:t>
+        </w:r>
+      </w:hyperlink>
+    </w:p>
+    <w:p>
+      <w:r>
+        <w:t>Técnico Superior en Transporte y Logística</w:t>
+      </w:r>
+      <w:r>
+        <w:t xml:space="preserve"> </w:t>
+      </w:r>
+    </w:p>
+    <w:p>
+      <w:pPr>
+        <w:rPr>
+          <w:rStyle w:val="Hipervnculo"/>
+        </w:rPr>
+      </w:pPr>
+      <w:hyperlink r:id="rId32" w:history="1">
+        <w:r>
+          <w:rPr>
+            <w:rStyle w:val="Hipervnculo"/>
+          </w:rPr>
+          <w:t>https://www.gobiernodecanarias.org/cmsgob1/export/sites/educacion/web/formacion_profesional/_galerias/descargas/descargas/3_1/Comercio_y_Marketing/TransporteLogisticaFO15.pdf</w:t>
+        </w:r>
+      </w:hyperlink>
+    </w:p>
+    <w:p>
+      <w:pPr>
+        <w:rPr>
+          <w:b/>
+          <w:bCs/>
+        </w:rPr>
+      </w:pPr>
+    </w:p>
+    <w:p>
+      <w:pPr>
+        <w:pStyle w:val="Prrafodelista"/>
+        <w:numPr>
+          <w:ilvl w:val="0"/>
+          <w:numId w:val="2"/>
+        </w:numPr>
+        <w:ind w:left="426"/>
+        <w:rPr>
+          <w:b/>
+          <w:bCs/>
+        </w:rPr>
+      </w:pPr>
+      <w:r>
+        <w:rPr>
+          <w:b/>
+          <w:bCs/>
+        </w:rPr>
+        <w:t>Edificación y Obra Civil.</w:t>
+      </w:r>
+    </w:p>
+    <w:p>
+      <w:pPr>
+        <w:rPr>
+          <w:b/>
+          <w:bCs/>
+        </w:rPr>
+      </w:pPr>
+      <w:r>
+        <w:t>Grado Básico:</w:t>
+      </w:r>
+    </w:p>
+    <w:p>
+      <w:r>
+        <w:t>Técnico Básico en Reforma y Mantenimiento de Edificios</w:t>
+      </w:r>
+      <w:r>
+        <w:t xml:space="preserve"> </w:t>
+      </w:r>
+    </w:p>
+    <w:p>
+      <w:hyperlink r:id="rId33" w:history="1">
+        <w:r>
+          <w:rPr>
+            <w:rStyle w:val="Hipervnculo"/>
+          </w:rPr>
+          <w:t>https://www.gobiernodecanarias.org/cmsgob1/export/sites/educacion/web/formacion_profesional/_galerias/descargas/descargas/3_1/Edificacion_y_Obra_Civil/Reforma_Mantenimiento_EdificiosFO.pdf</w:t>
+        </w:r>
+      </w:hyperlink>
+    </w:p>
+    <w:p>
+      <w:r>
+        <w:t>Grado Medio:</w:t>
+      </w:r>
+    </w:p>
+    <w:p>
+      <w:r>
+        <w:t>Técnico en Obras de Interior, Decoración y Rehabilitación</w:t>
+      </w:r>
+      <w:r>
+        <w:t xml:space="preserve"> </w:t>
+      </w:r>
+    </w:p>
+    <w:p>
+      <w:hyperlink r:id="rId34" w:history="1">
+        <w:r>
+          <w:rPr>
+            <w:rStyle w:val="Hipervnculo"/>
+          </w:rPr>
+          <w:t>https://www.gobiernodecanarias.org/cmsgob1/export/sites/educacion/web/formacion_profesional/_galerias/descargas/descargas/3_1/Edificacion_y_Obra_Civil/ObrasInteriorDecoracionRehabilitacionFO15.pdf</w:t>
+        </w:r>
+      </w:hyperlink>
+    </w:p>
+    <w:p>
+      <w:r>
+        <w:t>Grado Superior:</w:t>
+      </w:r>
+    </w:p>
+    <w:p>
+      <w:r>
+        <w:t>Técnico Superior en Proyectos de Edificación</w:t>
+      </w:r>
+      <w:r>
+        <w:t xml:space="preserve"> </w:t>
+      </w:r>
+    </w:p>
+    <w:p>
+      <w:hyperlink r:id="rId35" w:history="1">
+        <w:r>
+          <w:rPr>
+            <w:rStyle w:val="Hipervnculo"/>
+          </w:rPr>
+          <w:t>https://www.gobiernodecanarias.org/cmsgob1/export/sites/educacion/web/formacion_profesional/_galerias/descargas/descargas/3_1/Edificacion_y_Obra_Civil/ProyectosEdificacionFO15.pdf</w:t>
+        </w:r>
+      </w:hyperlink>
+    </w:p>
+    <w:p>
+      <w:r>
+        <w:t>Técnico Superior en Proyectos de Obra Civil</w:t>
+      </w:r>
+      <w:r>
+        <w:t xml:space="preserve"> </w:t>
+      </w:r>
+    </w:p>
+    <w:p>
+      <w:hyperlink r:id="rId36" w:history="1">
+        <w:r>
+          <w:rPr>
+            <w:rStyle w:val="Hipervnculo"/>
+          </w:rPr>
+          <w:t>https://www.gobiernodecanarias.org/cmsgob1/export/sites/educacion/web/formacion_profesional/_galerias/descargas/descargas/3_1/Edificacion_y_Obra_Civil/ProyectosObraCivilFO15.pdf</w:t>
+        </w:r>
+      </w:hyperlink>
+    </w:p>
+    <w:p>
+      <w:r>
+        <w:t>Técnico Superior en Organización y Control de Obras de Construcción</w:t>
+      </w:r>
+    </w:p>
+    <w:p>
+      <w:hyperlink r:id="rId37" w:history="1">
+        <w:r>
+          <w:rPr>
+            <w:rStyle w:val="Hipervnculo"/>
+          </w:rPr>
+          <w:t>https://www.gobiernodecanarias.org/cmsgob1/export/sites/educacion/web/formacion_profesional/_galerias/descargas/descargas/3_1/Edificacion_y_Obra_Civil/OrganizacionControlObrasConstruccionFO16A.pdf</w:t>
+        </w:r>
+      </w:hyperlink>
+    </w:p>
+    <w:p/>
+    <w:p>
+      <w:pPr>
+        <w:pStyle w:val="Prrafodelista"/>
+        <w:numPr>
+          <w:ilvl w:val="0"/>
+          <w:numId w:val="2"/>
+        </w:numPr>
+        <w:ind w:left="426"/>
+        <w:rPr>
+          <w:b/>
+          <w:bCs/>
+        </w:rPr>
+      </w:pPr>
+      <w:r>
+        <w:rPr>
+          <w:b/>
+          <w:bCs/>
+        </w:rPr>
+        <w:t>Electricidad y Electrónica</w:t>
+      </w:r>
+    </w:p>
+    <w:p>
+      <w:pPr>
+        <w:rPr>
+          <w:b/>
+          <w:bCs/>
+        </w:rPr>
+      </w:pPr>
+      <w:r>
+        <w:t>Grado Básico:</w:t>
+      </w:r>
+    </w:p>
+    <w:p>
+      <w:r>
+        <w:t>Técnico Básico en Instalaciones Electrotécnica</w:t>
+      </w:r>
+      <w:r>
+        <w:t>s y Mecánica</w:t>
+      </w:r>
+    </w:p>
+    <w:p>
+      <w:hyperlink r:id="rId38" w:history="1">
+        <w:r>
+          <w:rPr>
+            <w:rStyle w:val="Hipervnculo"/>
+          </w:rPr>
+          <w:t>https://www.gobiernodecanarias.org/cmsgob1/export/sites/educacion/web/formacion_profesional/_galerias/descargas/descargas/3_1/Electricidad_y_Electronica/instalaciones_electrotecnicas_mecanica.pdf</w:t>
+        </w:r>
+      </w:hyperlink>
+    </w:p>
+    <w:p>
+      <w:r>
+        <w:t>Técnico Básico en Electricidad y Electrónica</w:t>
+      </w:r>
+      <w:r>
+        <w:t xml:space="preserve"> </w:t>
+      </w:r>
+    </w:p>
+    <w:p>
+      <w:hyperlink r:id="rId39" w:history="1">
+        <w:r>
+          <w:rPr>
+            <w:rStyle w:val="Hipervnculo"/>
+          </w:rPr>
+          <w:t>https://www.gobiernodecanarias.org/cmsgob1/export/sites/educacion/web/formacion_profesional/_galerias/descargas/descargas/3_1/Electricidad_y_Electronica/Electricidad_ElectronicaFO.pdf</w:t>
+        </w:r>
+      </w:hyperlink>
+    </w:p>
+    <w:p>
+      <w:r>
+        <w:t>Grado Medio:</w:t>
+      </w:r>
+    </w:p>
+    <w:p>
+      <w:r>
+        <w:t xml:space="preserve">Técnico en Instalaciones de Telecomunicaciones </w:t>
+      </w:r>
+    </w:p>
+    <w:p>
+      <w:hyperlink r:id="rId40" w:history="1">
+        <w:r>
+          <w:rPr>
+            <w:rStyle w:val="Hipervnculo"/>
+          </w:rPr>
+          <w:t>https://www.gobiernodecanarias.org/cmsgob1/export/sites/educacion/web/formacion_profesional/_galerias/descargas/descargas/3_1/Electricidad_y_Electronica/InstalacionesTelecomunicacionesFO15.pdf</w:t>
+        </w:r>
+      </w:hyperlink>
+    </w:p>
+    <w:p>
+      <w:r>
+        <w:t>Técnico en Instalaciones Eléctricas y Automáticas</w:t>
+      </w:r>
+      <w:r>
+        <w:t xml:space="preserve"> </w:t>
+      </w:r>
+    </w:p>
+    <w:p>
+      <w:hyperlink r:id="rId41" w:history="1">
+        <w:r>
+          <w:rPr>
+            <w:rStyle w:val="Hipervnculo"/>
+          </w:rPr>
+          <w:t>https://www.gobiernodecanarias.org/cmsgob1/export/sites/educacion/web/formacion_profesional/_galerias/descargas/descargas/3_1/Electricidad_y_Electronica/InstalacionesElectricasAutomaticasFO15.pdf</w:t>
+        </w:r>
+      </w:hyperlink>
+    </w:p>
+    <w:p>
+      <w:r>
+        <w:t>Grado Superior:</w:t>
+      </w:r>
+    </w:p>
+    <w:p>
+      <w:r>
+        <w:t>Técnico Superior en Automatización y Robótica Industrial</w:t>
+      </w:r>
+      <w:r>
+        <w:t xml:space="preserve"> </w:t>
+      </w:r>
+    </w:p>
+    <w:p>
+      <w:hyperlink r:id="rId42" w:history="1">
+        <w:r>
+          <w:rPr>
+            <w:rStyle w:val="Hipervnculo"/>
+          </w:rPr>
+          <w:t>https://www.gobiernodecanarias.org/cmsgob1/export/sites/educacion/web/formacion_profesional/_galerias/descargas/descargas/3_1/Electricidad_y_Electronica/AutomatizacionRoboticaIndustrialFO15.pdf</w:t>
+        </w:r>
+      </w:hyperlink>
+    </w:p>
+    <w:p>
+      <w:r>
+        <w:t>Técnico Superior en Electromedicina Clínica</w:t>
+      </w:r>
+      <w:r>
+        <w:t xml:space="preserve"> </w:t>
+      </w:r>
+    </w:p>
+    <w:p>
+      <w:hyperlink r:id="rId43" w:history="1">
+        <w:r>
+          <w:rPr>
+            <w:rStyle w:val="Hipervnculo"/>
+          </w:rPr>
+          <w:t>https://www.gobiernodecanarias.org/cmsgob1/export/sites/educacion/web/formacion_profesional/_galerias/descargas/descargas/3_1/Electricidad_y_Electronica/ElectromedicinaClinicaFO.pdf</w:t>
+        </w:r>
+      </w:hyperlink>
+    </w:p>
+    <w:p>
+      <w:r>
+        <w:t>Técnico Superior en Mantenimiento Electrónico</w:t>
+      </w:r>
+      <w:r>
+        <w:t xml:space="preserve"> </w:t>
+      </w:r>
+    </w:p>
+    <w:p>
+      <w:hyperlink r:id="rId44" w:history="1">
+        <w:r>
+          <w:rPr>
+            <w:rStyle w:val="Hipervnculo"/>
+          </w:rPr>
+          <w:t>https://www.gobiernodecanarias.org/cmsgob1/export/sites/educacion/web/formacion_profesional/_galerias/descargas/descargas/3_1/Electricidad_y_Electronica/MantenimientoElectronicoFO15.pdf</w:t>
+        </w:r>
+      </w:hyperlink>
+    </w:p>
+    <w:p>
+      <w:r>
+        <w:t>Técnico Superior en Sistemas de Telecomunicaciones e Informáticos</w:t>
+      </w:r>
+      <w:r>
+        <w:t xml:space="preserve"> </w:t>
+      </w:r>
+    </w:p>
+    <w:p>
+      <w:hyperlink r:id="rId45" w:history="1">
+        <w:r>
+          <w:rPr>
+            <w:rStyle w:val="Hipervnculo"/>
+          </w:rPr>
+          <w:t>https://www.gobiernodecanarias.org/cmsgob1/export/sites/educacion/web/formacion_profesional/_galerias/descargas/descargas/3_1/Electricidad_y_Electronica/SistemasTelecomunicacionesInformaticosFO15.pdf</w:t>
+        </w:r>
+      </w:hyperlink>
+    </w:p>
+    <w:p>
+      <w:r>
+        <w:t>Técnico Superior en Sistemas Electrotécnicos y Automatizados</w:t>
+      </w:r>
+      <w:r>
+        <w:t xml:space="preserve"> </w:t>
+      </w:r>
+    </w:p>
+    <w:p>
+      <w:hyperlink r:id="rId46" w:history="1">
+        <w:r>
+          <w:rPr>
+            <w:rStyle w:val="Hipervnculo"/>
+          </w:rPr>
+          <w:t>https://www.gobiernodecanarias.org/cmsgob1/export/sites/educacion/web/formacion_profesional/_galerias/descargas/descargas/3_1/Electricidad_y_Electronica/SistemasElectrotecnicosAutomatizadosFO15.pdf</w:t>
+        </w:r>
+      </w:hyperlink>
+    </w:p>
+    <w:p/>
+    <w:p>
+      <w:pPr>
+        <w:pStyle w:val="Prrafodelista"/>
+        <w:numPr>
+          <w:ilvl w:val="0"/>
+          <w:numId w:val="2"/>
+        </w:numPr>
+        <w:ind w:left="426"/>
+        <w:rPr>
+          <w:b/>
+          <w:bCs/>
+        </w:rPr>
+      </w:pPr>
+      <w:r>
+        <w:rPr>
+          <w:b/>
+          <w:bCs/>
+        </w:rPr>
+        <w:t>Energía y Agua</w:t>
+      </w:r>
+    </w:p>
+    <w:p>
+      <w:r>
+        <w:t>Grado Medio:</w:t>
+      </w:r>
+    </w:p>
+    <w:p>
+      <w:r>
+        <w:t>Técnico en Redes y Estaciones de Tratamiento de Aguas</w:t>
+      </w:r>
+      <w:r>
+        <w:t xml:space="preserve"> </w:t>
+      </w:r>
+    </w:p>
+    <w:p>
+      <w:hyperlink r:id="rId47" w:history="1">
+        <w:r>
+          <w:rPr>
+            <w:rStyle w:val="Hipervnculo"/>
+          </w:rPr>
+          <w:t>https://www.gobiernodecanarias.org/cmsgob1/export/sites/educacion/web/formacion_profesional/_galerias/descargas/descargas/3_1/Energia_y_Agua/RedesEstacionesTratamientoAguasFO.pdf</w:t>
+        </w:r>
+      </w:hyperlink>
+    </w:p>
+    <w:p>
+      <w:r>
+        <w:t>Grado Superior:</w:t>
+      </w:r>
+    </w:p>
+    <w:p>
+      <w:r>
+        <w:t xml:space="preserve">Técnico Superior en Eficiencia Energética y Energía Solar Térmica </w:t>
+      </w:r>
+    </w:p>
+    <w:p>
+      <w:hyperlink r:id="rId48" w:history="1">
+        <w:r>
+          <w:rPr>
+            <w:rStyle w:val="Hipervnculo"/>
+          </w:rPr>
+          <w:t>https://www.gobiernodecanarias.org/cmsgob1/export/sites/educacion/web/formacion_profesional/_galerias/descargas/descargas/3_1/Energia_y_Agua/EficienciaEnergeticaEnergiaSolarTermicaFO15.pdf</w:t>
+        </w:r>
+      </w:hyperlink>
+    </w:p>
+    <w:p>
+      <w:r>
+        <w:t>Técnico Superior en Energías Renovables</w:t>
+      </w:r>
+      <w:r>
+        <w:t xml:space="preserve"> </w:t>
+      </w:r>
+    </w:p>
+    <w:p>
+      <w:hyperlink r:id="rId49" w:history="1">
+        <w:r>
+          <w:rPr>
+            <w:rStyle w:val="Hipervnculo"/>
+          </w:rPr>
+          <w:t>https://www.gobiernodecanarias.org/cmsgob1/export/sites/educacion/web/formacion_profesional/_galerias/descargas/descargas/3_1/Energia_y_Agua/EnergiasRenovablesFO15.pdf</w:t>
+        </w:r>
+      </w:hyperlink>
+    </w:p>
+    <w:p>
+      <w:r>
+        <w:t>Técnico Superior en Gestión del Agua</w:t>
+      </w:r>
+      <w:r>
+        <w:t xml:space="preserve"> </w:t>
+      </w:r>
+    </w:p>
+    <w:p>
+      <w:hyperlink r:id="rId50" w:history="1">
+        <w:r>
+          <w:rPr>
+            <w:rStyle w:val="Hipervnculo"/>
+          </w:rPr>
+          <w:t>https://www.gobiernodecanarias.org/cmsgob1/export/sites/educacion/web/formacion_profesional/_galerias/descargas/descargas/3_1/Energia_y_Agua/GestionAguaFO.pdf</w:t>
+        </w:r>
+      </w:hyperlink>
+    </w:p>
+    <w:p>
+      <w:pPr>
+        <w:pStyle w:val="Prrafodelista"/>
+        <w:numPr>
+          <w:ilvl w:val="0"/>
+          <w:numId w:val="2"/>
+        </w:numPr>
+        <w:ind w:left="426"/>
+        <w:rPr>
+          <w:b/>
+          <w:bCs/>
+        </w:rPr>
+      </w:pPr>
+      <w:r>
+        <w:rPr>
+          <w:b/>
+          <w:bCs/>
+        </w:rPr>
+        <w:lastRenderedPageBreak/>
+        <w:t>Fabricación Mecánica</w:t>
+      </w:r>
+    </w:p>
+    <w:p>
+      <w:r>
+        <w:t>Grado Básico:</w:t>
+      </w:r>
+    </w:p>
+    <w:p>
+      <w:r>
+        <w:t>Técnico Básico en Fabricación de Elementos Metálicos</w:t>
+      </w:r>
+    </w:p>
+    <w:p>
+      <w:hyperlink r:id="rId51" w:history="1">
+        <w:r>
+          <w:rPr>
+            <w:rStyle w:val="Hipervnculo"/>
+          </w:rPr>
+          <w:t>https://www.gobiernodecanarias.org/cmsgob1/export/sites/educacion/web/formacion_profesional/_galerias/descargas/descargas/3_1/Fabricacion_mecanica/fabricacion_elementos_metalicos.pdf</w:t>
+        </w:r>
+      </w:hyperlink>
+    </w:p>
+    <w:p>
+      <w:r>
+        <w:t>Técnico Básico en Fabricación y Montaje</w:t>
+      </w:r>
+    </w:p>
+    <w:p>
+      <w:hyperlink r:id="rId52" w:history="1">
+        <w:r>
+          <w:rPr>
+            <w:rStyle w:val="Hipervnculo"/>
+          </w:rPr>
+          <w:t>https://www.gobiernodecanarias.org/cmsgob1/export/sites/educacion/web/formacion_profesional/_galerias/descargas/descargas/3_1/Fabricacion_mecanica/Fabricacion_MontajeFO.pdf</w:t>
+        </w:r>
+      </w:hyperlink>
+    </w:p>
+    <w:p>
+      <w:r>
+        <w:t>Grado Medio:</w:t>
+      </w:r>
+    </w:p>
+    <w:p>
+      <w:r>
+        <w:t xml:space="preserve">Técnico en Mecanizado </w:t>
+      </w:r>
+    </w:p>
+    <w:p>
+      <w:hyperlink r:id="rId53" w:history="1">
+        <w:r>
+          <w:rPr>
+            <w:rStyle w:val="Hipervnculo"/>
+          </w:rPr>
+          <w:t>https://www.gobiernodecanarias.org/cmsgob1/export/sites/educacion/web/formacion_profesional/_galerias/descargas/descargas/3_1/Fabricacion_mecanica/MecanizadoFO15.pdf</w:t>
+        </w:r>
+      </w:hyperlink>
+    </w:p>
+    <w:p>
+      <w:r>
+        <w:t>Técnico en Soldadura y Calderería</w:t>
+      </w:r>
+      <w:r>
+        <w:t xml:space="preserve"> </w:t>
+      </w:r>
+    </w:p>
+    <w:p>
+      <w:hyperlink r:id="rId54" w:history="1">
+        <w:r>
+          <w:rPr>
+            <w:rStyle w:val="Hipervnculo"/>
+          </w:rPr>
+          <w:t>https://www.gobiernodecanarias.org/cmsgob1/export/sites/educacion/web/formacion_profesional/_galerias/descargas/descargas/3_1/Fabricacion_mecanica/SoldaduraCaldereriaFO15.pdf</w:t>
+        </w:r>
+      </w:hyperlink>
+    </w:p>
+    <w:p>
+      <w:r>
+        <w:t>Grado Superior:</w:t>
+      </w:r>
+    </w:p>
+    <w:p>
+      <w:r>
+        <w:t>Técnico Superior en Construcciones Metálicas</w:t>
+      </w:r>
+      <w:r>
+        <w:t xml:space="preserve"> </w:t>
+      </w:r>
+    </w:p>
+    <w:p>
+      <w:hyperlink r:id="rId55" w:history="1">
+        <w:r>
+          <w:rPr>
+            <w:rStyle w:val="Hipervnculo"/>
+          </w:rPr>
+          <w:t>https://www.gobiernodecanarias.org/cmsgob1/export/sites/educacion/web/formacion_profesional/_galerias/descargas/descargas/3_1/Fabricacion_mecanica/ConstruccionesMetalicasFO15.pdf</w:t>
+        </w:r>
+      </w:hyperlink>
+    </w:p>
+    <w:p>
+      <w:r>
+        <w:t>Técnico Superior en Programación de la Producción en Fabricación Mecánica</w:t>
+      </w:r>
+    </w:p>
+    <w:p>
+      <w:hyperlink r:id="rId56" w:history="1">
+        <w:r>
+          <w:rPr>
+            <w:rStyle w:val="Hipervnculo"/>
+          </w:rPr>
+          <w:t>https://www.gobiernodecanarias.org/cmsgob1/export/sites/educacion/web/formacion_profesional/_galerias/descargas/descargas/3_1/Fabricacion_mecanica/ProgramacionProduccionFabricacionMecanicaFO15.pdf</w:t>
+        </w:r>
+      </w:hyperlink>
+    </w:p>
+    <w:p/>
+    <w:p>
+      <w:pPr>
+        <w:pStyle w:val="Prrafodelista"/>
+        <w:numPr>
+          <w:ilvl w:val="0"/>
+          <w:numId w:val="2"/>
+        </w:numPr>
+        <w:ind w:left="426"/>
+        <w:rPr>
+          <w:b/>
+          <w:bCs/>
+        </w:rPr>
+      </w:pPr>
+      <w:r>
+        <w:rPr>
+          <w:b/>
+          <w:bCs/>
+        </w:rPr>
+        <w:t>Hostelería y Turismo</w:t>
+      </w:r>
+    </w:p>
+    <w:p>
+      <w:r>
+        <w:t>Grado Básico:</w:t>
+      </w:r>
+    </w:p>
+    <w:p>
+      <w:r>
+        <w:t xml:space="preserve">Técnico Básico en Alojamiento y </w:t>
+      </w:r>
+      <w:r>
+        <w:t>Lavandería</w:t>
+      </w:r>
+    </w:p>
+    <w:p>
+      <w:hyperlink r:id="rId57" w:history="1">
+        <w:r>
+          <w:rPr>
+            <w:rStyle w:val="Hipervnculo"/>
+          </w:rPr>
+          <w:t>https://www.gobiernodecanarias.org/cmsgob1/export/sites/educacion/web/formacion_profesional/_galerias/descargas/descargas/3_1/Hosteleria_y_Turismo/Alojamiento_LavanderiaFO.pdf</w:t>
+        </w:r>
+      </w:hyperlink>
+    </w:p>
+    <w:p>
+      <w:r>
+        <w:t>Técnico Básico en Cocina y Restauración</w:t>
+      </w:r>
+      <w:r>
+        <w:t xml:space="preserve"> </w:t>
+      </w:r>
+    </w:p>
+    <w:p>
+      <w:hyperlink r:id="rId58" w:history="1">
+        <w:r>
+          <w:rPr>
+            <w:rStyle w:val="Hipervnculo"/>
+          </w:rPr>
+          <w:t>https://www.gobiernodecanarias.org/cmsgob1/export/sites/educacion/web/formacion_profesional/_galerias/descargas/descargas/3_1/Hosteleria_y_Turismo/Cocina_RestauracionFO.pdf</w:t>
+        </w:r>
+      </w:hyperlink>
+    </w:p>
+    <w:p>
+      <w:r>
+        <w:t>Grado Medio:</w:t>
+      </w:r>
+    </w:p>
+    <w:p>
+      <w:r>
+        <w:t xml:space="preserve">Técnico en Cocina y Gastronomía </w:t>
+      </w:r>
+    </w:p>
+    <w:p>
+      <w:hyperlink r:id="rId59" w:history="1">
+        <w:r>
+          <w:rPr>
+            <w:rStyle w:val="Hipervnculo"/>
+          </w:rPr>
+          <w:t>https://www.gobiernodecanarias.org/cmsgob1/export/sites/educacion/web/formacion_profesional/_galerias/descargas/descargas/3_1/Hosteleria_y_Turismo/CocinaGastronomiaFO15.pdf</w:t>
+        </w:r>
+      </w:hyperlink>
+    </w:p>
+    <w:p>
+      <w:r>
+        <w:t>Técnico en Servicios en Restauración</w:t>
+      </w:r>
+      <w:r>
+        <w:t xml:space="preserve"> </w:t>
+      </w:r>
+    </w:p>
+    <w:p>
+      <w:hyperlink r:id="rId60" w:history="1">
+        <w:r>
+          <w:rPr>
+            <w:rStyle w:val="Hipervnculo"/>
+          </w:rPr>
+          <w:t>https://www.gobiernodecanarias.org/cmsgob1/export/sites/educacion/web/formacion_profesional/_galerias/descargas/descargas/3_1/Hosteleria_y_Turismo/ServiciosRestauracionFO15.pdf</w:t>
+        </w:r>
+      </w:hyperlink>
+    </w:p>
+    <w:p>
+      <w:r>
+        <w:t>Grado Superior:</w:t>
+      </w:r>
+    </w:p>
+    <w:p>
+      <w:r>
+        <w:t>Técnico Superior en Agencias de Viajes y Gestión de Eventos</w:t>
+      </w:r>
+    </w:p>
+    <w:p>
+      <w:hyperlink r:id="rId61" w:history="1">
+        <w:r>
+          <w:rPr>
+            <w:rStyle w:val="Hipervnculo"/>
+          </w:rPr>
+          <w:t>https://www.gobiernodecanarias.org/cmsgob1/export/sites/educacion/web/formacion_profesional/_galerias/descargas/descargas/3_1/Hosteleria_y_Turismo/AgenciasViajesGestionEventosFO15.pdf</w:t>
+        </w:r>
+      </w:hyperlink>
+    </w:p>
+    <w:p>
+      <w:r>
+        <w:t>Técnico Superior en Dirección de Cocina</w:t>
+      </w:r>
+      <w:r>
+        <w:t xml:space="preserve"> </w:t>
+      </w:r>
+    </w:p>
+    <w:p>
+      <w:hyperlink r:id="rId62" w:history="1">
+        <w:r>
+          <w:rPr>
+            <w:rStyle w:val="Hipervnculo"/>
+          </w:rPr>
+          <w:t>https://www.gobiernodecanarias.org/cmsgob1/export/sites/educacion/web/formacion_profesional/_galerias/descargas/descargas/3_1/Hosteleria_y_Turismo/DireccionCocinaFO15.pdf</w:t>
+        </w:r>
+      </w:hyperlink>
+    </w:p>
+    <w:p>
+      <w:r>
+        <w:t>Técnico Superior en Dirección de Servicios de Restauración</w:t>
+      </w:r>
+      <w:r>
+        <w:t xml:space="preserve"> </w:t>
+      </w:r>
+    </w:p>
+    <w:p>
+      <w:hyperlink r:id="rId63" w:history="1">
+        <w:r>
+          <w:rPr>
+            <w:rStyle w:val="Hipervnculo"/>
+          </w:rPr>
+          <w:t>https://www.gobiernodecanarias.org/cmsgob1/export/sites/educacion/web/formacion_profesional/_galerias/descargas/descargas/3_1/Hosteleria_y_Turismo/DireccionServiciosRestauracionFO15.pdf</w:t>
+        </w:r>
+      </w:hyperlink>
+    </w:p>
+    <w:p>
+      <w:r>
+        <w:t>Técnico Superior en Gestión de Alojamientos Turísticos</w:t>
+      </w:r>
+    </w:p>
+    <w:p>
+      <w:hyperlink r:id="rId64" w:history="1">
+        <w:r>
+          <w:rPr>
+            <w:rStyle w:val="Hipervnculo"/>
+          </w:rPr>
+          <w:t>https://www.gobiernodecanarias.org/cmsgob1/export/sites/educacion/web/formacion_profesional/_galerias/descargas/descargas/3_1/Hosteleria_y_Turismo/GestionAlojamientosTuristicosFO15.pdf</w:t>
+        </w:r>
+      </w:hyperlink>
+    </w:p>
+    <w:p>
+      <w:r>
+        <w:t>Técnico Superior en Guía, Información y Asistencias Turísticas</w:t>
+      </w:r>
+    </w:p>
+    <w:p>
+      <w:hyperlink r:id="rId65" w:history="1">
+        <w:r>
+          <w:rPr>
+            <w:rStyle w:val="Hipervnculo"/>
+          </w:rPr>
+          <w:t>https://www.gobiernodecanarias.org/cmsgob1/export/sites/educacion/web/formacion_profesional/_galerias/descargas/descargas/3_1/Hosteleria_y_Turismo/GuiaInformacionAsistenciaTuristicasFO15.pdf</w:t>
+        </w:r>
+      </w:hyperlink>
+    </w:p>
+    <w:p/>
+    <w:p>
+      <w:pPr>
+        <w:pStyle w:val="Prrafodelista"/>
+        <w:numPr>
+          <w:ilvl w:val="0"/>
+          <w:numId w:val="2"/>
+        </w:numPr>
+        <w:ind w:left="426"/>
+        <w:rPr>
+          <w:b/>
+          <w:bCs/>
+        </w:rPr>
+      </w:pPr>
+      <w:r>
+        <w:rPr>
+          <w:b/>
+          <w:bCs/>
+        </w:rPr>
+        <w:t>Imagen y Personal.</w:t>
+      </w:r>
+    </w:p>
+    <w:p>
+      <w:r>
+        <w:t>Grado Básico:</w:t>
+      </w:r>
+    </w:p>
+    <w:p>
+      <w:r>
+        <w:t>Técnico Básico en Peluquería y Estética</w:t>
+      </w:r>
+      <w:r>
+        <w:t xml:space="preserve"> </w:t>
+      </w:r>
+    </w:p>
+    <w:p>
+      <w:hyperlink r:id="rId66" w:history="1">
+        <w:r>
+          <w:rPr>
+            <w:rStyle w:val="Hipervnculo"/>
+          </w:rPr>
+          <w:t>https://www.gobiernodecanarias.org/cmsgob1/export/sites/educacion/web/formacion_profesional/_galerias/descargas/descargas/3_1/Imagen_personal/Peluqueria_EsteticaFO.pdf</w:t>
+        </w:r>
+      </w:hyperlink>
+    </w:p>
+    <w:p>
+      <w:r>
+        <w:t>Grado Medio:</w:t>
+      </w:r>
+    </w:p>
+    <w:p>
+      <w:r>
+        <w:t>Técnico en Estética y Belleza</w:t>
+      </w:r>
+      <w:r>
+        <w:t xml:space="preserve"> </w:t>
+      </w:r>
+    </w:p>
+    <w:p>
+      <w:hyperlink r:id="rId67" w:history="1">
+        <w:r>
+          <w:rPr>
+            <w:rStyle w:val="Hipervnculo"/>
+          </w:rPr>
+          <w:t>https://www.gobiernodecanarias.org/cmsgob1/export/sites/educacion/web/formacion_profesional/_galerias/descargas/descargas/3_1/Imagen_personal/EsteticaBellezaFO15.pdf</w:t>
+        </w:r>
+      </w:hyperlink>
+    </w:p>
+    <w:p>
+      <w:r>
+        <w:t>Técnico en Peluquería y Cosmética Capilar</w:t>
+      </w:r>
+      <w:r>
+        <w:t xml:space="preserve"> </w:t>
+      </w:r>
+    </w:p>
+    <w:p>
+      <w:hyperlink r:id="rId68" w:history="1">
+        <w:r>
+          <w:rPr>
+            <w:rStyle w:val="Hipervnculo"/>
+          </w:rPr>
+          <w:t>https://www.gobiernodecanarias.org/cmsgob1/export/sites/educacion/web/formacion_profesional/_galerias/descargas/descargas/3_1/Imagen_personal/PeluqueriaCosmeticaCapilarFO15.pdf</w:t>
+        </w:r>
+      </w:hyperlink>
+    </w:p>
+    <w:p>
+      <w:r>
+        <w:t>Grado Superior:</w:t>
+      </w:r>
+    </w:p>
+    <w:p>
+      <w:r>
+        <w:t>Técnico Superior en Asesoría de Imagen Personal y Corporativa</w:t>
+      </w:r>
+      <w:r>
+        <w:t xml:space="preserve"> </w:t>
+      </w:r>
+    </w:p>
+    <w:p>
+      <w:hyperlink r:id="rId69" w:history="1">
+        <w:r>
+          <w:rPr>
+            <w:rStyle w:val="Hipervnculo"/>
+          </w:rPr>
+          <w:t>https://www.gobiernodecanarias.org/cmsgob1/export/sites/educacion/web/formacion_profesional/_galerias/descargas/descargas/3_1/Imagen_personal/AsesoriaImagenPersonalCorporativaFO15.pdf</w:t>
+        </w:r>
+      </w:hyperlink>
+    </w:p>
+    <w:p>
+      <w:r>
+        <w:t xml:space="preserve">Técnico Superior en Caracterización y Maquillaje Profesional </w:t>
+      </w:r>
+    </w:p>
+    <w:p>
+      <w:hyperlink r:id="rId70" w:history="1">
+        <w:r>
+          <w:rPr>
+            <w:rStyle w:val="Hipervnculo"/>
+          </w:rPr>
+          <w:t>https://www.gobiernodecanarias.org/cmsgob1/export/sites/educacion/web/formacion_profesional/_galerias/descargas/descargas/3_1/Imagen_personal/CaracterizacionMaquillajeProfesionalFO.pdf</w:t>
+        </w:r>
+      </w:hyperlink>
+    </w:p>
+    <w:p>
+      <w:r>
+        <w:t>Técnico Superior en Estética Integral y Bienestar</w:t>
+      </w:r>
+      <w:r>
+        <w:t xml:space="preserve"> </w:t>
+      </w:r>
+    </w:p>
+    <w:p>
+      <w:hyperlink r:id="rId71" w:history="1">
+        <w:r>
+          <w:rPr>
+            <w:rStyle w:val="Hipervnculo"/>
+          </w:rPr>
+          <w:t>https://www.gobiernodecanarias.org/cmsgob1/export/sites/educacion/web/formacion_profesional/_galerias/descargas/descargas/3_1/Imagen_personal/EsteticaIntegralBienestarFO15.pdf</w:t>
+        </w:r>
+      </w:hyperlink>
+    </w:p>
+    <w:p>
+      <w:r>
+        <w:t>Técnico Superior en Estilismo y Dirección de Peluquería</w:t>
+      </w:r>
+    </w:p>
+    <w:p>
+      <w:hyperlink r:id="rId72" w:history="1">
+        <w:r>
+          <w:rPr>
+            <w:rStyle w:val="Hipervnculo"/>
+          </w:rPr>
+          <w:t>https://www.gobiernodecanarias.org/cmsgob1/export/sites/educacion/web/formacion_profesional/_galerias/descargas/descargas/3_1/Imagen_personal/EstilismoDireccionPeluqueriaFO15.pdf</w:t>
+        </w:r>
+      </w:hyperlink>
+    </w:p>
+    <w:p/>
+    <w:p>
+      <w:pPr>
+        <w:pStyle w:val="Prrafodelista"/>
+        <w:numPr>
+          <w:ilvl w:val="0"/>
+          <w:numId w:val="2"/>
+        </w:numPr>
+        <w:ind w:left="426"/>
+        <w:rPr>
+          <w:b/>
+          <w:bCs/>
+        </w:rPr>
+      </w:pPr>
+      <w:r>
+        <w:rPr>
+          <w:b/>
+          <w:bCs/>
+        </w:rPr>
+        <w:t>Imagen y Sonido</w:t>
+      </w:r>
+    </w:p>
+    <w:p>
+      <w:r>
+        <w:t>Grado Medio:</w:t>
+      </w:r>
+    </w:p>
+    <w:p>
+      <w:r>
+        <w:t>Técnico en Vídeo, Disc-jockey y Sonido</w:t>
+      </w:r>
+      <w:r>
+        <w:t>:</w:t>
+      </w:r>
+    </w:p>
+    <w:p>
+      <w:hyperlink r:id="rId73" w:history="1">
+        <w:r>
+          <w:rPr>
+            <w:rStyle w:val="Hipervnculo"/>
+          </w:rPr>
+          <w:t>https://www.gobiernodecanarias.org/cmsgob1/export/sites/educacion/web/formacion_profesional/_galerias/descargas/descargas/3_1/Imagen_y_sonido/VideoDisc-jockeySonidoFO15.pdf</w:t>
+        </w:r>
+      </w:hyperlink>
+    </w:p>
+    <w:p>
+      <w:r>
+        <w:t xml:space="preserve"> Grado Superior:</w:t>
+      </w:r>
+    </w:p>
+    <w:p>
+      <w:r>
+        <w:t>Técnico Superior en Animaciones 3D, Juegos y Entornos Interactivos</w:t>
+      </w:r>
+      <w:r>
+        <w:t xml:space="preserve"> </w:t>
+      </w:r>
+    </w:p>
+    <w:p>
+      <w:hyperlink r:id="rId74" w:history="1">
+        <w:r>
+          <w:rPr>
+            <w:rStyle w:val="Hipervnculo"/>
+          </w:rPr>
+          <w:t>https://www.gobiernodecanarias.org/cmsgob1/export/sites/educacion/web/formacion_profesional/_galerias/descargas/descargas/3_1/Imagen_y_sonido/Animacion3DJuegosEntornosInteractivosFO.pdf</w:t>
+        </w:r>
+      </w:hyperlink>
+    </w:p>
+    <w:p>
+      <w:r>
+        <w:t>Técnico Superior en Iluminación, Captación y Tratamiento de Imagen</w:t>
+      </w:r>
+    </w:p>
+    <w:p>
+      <w:hyperlink r:id="rId75" w:history="1">
+        <w:r>
+          <w:rPr>
+            <w:rStyle w:val="Hipervnculo"/>
+          </w:rPr>
+          <w:t>https://www.gobiernodecanarias.org/cmsgob1/export/sites/educacion/web/formacion_profesional/_galerias/descargas/descargas/3_1/Imagen_y_sonido/Iluminacion-CaptacionTratamientoImagenFO15.pdf</w:t>
+        </w:r>
+      </w:hyperlink>
+    </w:p>
+    <w:p>
+      <w:r>
+        <w:t xml:space="preserve"> </w:t>
+      </w:r>
+      <w:r>
+        <w:t>Técnico Superior en Producción de Audiovisuales y Espectáculos</w:t>
+      </w:r>
+    </w:p>
+    <w:p>
+      <w:hyperlink r:id="rId76" w:history="1">
+        <w:r>
+          <w:rPr>
+            <w:rStyle w:val="Hipervnculo"/>
+          </w:rPr>
+          <w:t>https://www.gobiernodecanarias.org/cmsgob1/export/sites/educacion/web/formacion_profesional/_galerias/descargas/descargas/3_1/Imagen_y_sonido/ProduccionAudiovisualesEspectaculosFO15.pdf</w:t>
+        </w:r>
+      </w:hyperlink>
+    </w:p>
+    <w:p>
+      <w:r>
+        <w:t xml:space="preserve"> </w:t>
+      </w:r>
+      <w:r>
+        <w:t>Técnico Superior en Realización de Proyectos Audiovisuales y Espectáculos</w:t>
+      </w:r>
+      <w:r>
+        <w:t xml:space="preserve"> </w:t>
+      </w:r>
+    </w:p>
+    <w:p>
+      <w:hyperlink r:id="rId77" w:history="1">
+        <w:r>
+          <w:rPr>
+            <w:rStyle w:val="Hipervnculo"/>
+          </w:rPr>
+          <w:t>https://www.gobiernodecanarias.org/cmsgob1/export/sites/educacion/web/formacion_profesional/_galerias/descargas/descargas/3_1/Imagen_y_sonido/RealizacionProyectosAudiovisualesEspectaculosFO15.pdf</w:t>
+        </w:r>
+      </w:hyperlink>
+    </w:p>
+    <w:p>
+      <w:r>
+        <w:t>Técnico Superior en Sonido para Audiovisuales y Espectáculos</w:t>
+      </w:r>
+    </w:p>
+    <w:p>
+      <w:hyperlink r:id="rId78" w:history="1">
+        <w:r>
+          <w:rPr>
+            <w:rStyle w:val="Hipervnculo"/>
+          </w:rPr>
+          <w:t>https://www.gobiernodecanarias.org/cmsgob1/export/sites/educacion/web/formacion_profesional/_galerias/descargas/descargas/3_1/Imagen_y_sonido/SonidoAudiovisualesEspectaculosFO15.pdf</w:t>
+        </w:r>
+      </w:hyperlink>
+    </w:p>
+    <w:p/>
+    <w:p>
+      <w:pPr>
+        <w:pStyle w:val="Prrafodelista"/>
+        <w:numPr>
+          <w:ilvl w:val="0"/>
+          <w:numId w:val="2"/>
+        </w:numPr>
+        <w:ind w:left="426"/>
+        <w:rPr>
+          <w:b/>
+          <w:bCs/>
+        </w:rPr>
+      </w:pPr>
+      <w:r>
+        <w:rPr>
+          <w:b/>
+          <w:bCs/>
+        </w:rPr>
+        <w:t>Industrias Alimentarias</w:t>
+      </w:r>
+    </w:p>
+    <w:p>
+      <w:r>
+        <w:t>Grado Básico:</w:t>
+      </w:r>
+    </w:p>
+    <w:p>
+      <w:r>
+        <w:t>Técnico Básico en Actividades de Panadería y Pastelería</w:t>
+      </w:r>
+    </w:p>
+    <w:p>
+      <w:hyperlink r:id="rId79" w:history="1">
+        <w:r>
+          <w:rPr>
+            <w:rStyle w:val="Hipervnculo"/>
+          </w:rPr>
+          <w:t>https://www.gobiernodecanarias.org/cmsgob1/export/sites/educacion/web/formacion_profesional/_galerias/descargas/descargas/3_1/Industrias_alimentarias/actividades_panaderia-_pasteleria.pdf</w:t>
+        </w:r>
+      </w:hyperlink>
+    </w:p>
+    <w:p>
+      <w:r>
+        <w:t xml:space="preserve"> </w:t>
+      </w:r>
+    </w:p>
+    <w:p>
+      <w:r>
+        <w:lastRenderedPageBreak/>
+        <w:t>Técnico Básico en Industrias Alimentarias</w:t>
+      </w:r>
+    </w:p>
+    <w:p>
+      <w:hyperlink r:id="rId80" w:history="1">
+        <w:r>
+          <w:rPr>
+            <w:rStyle w:val="Hipervnculo"/>
+          </w:rPr>
+          <w:t>https://www.gobiernodecanarias.org/cmsgob1/export/sites/educacion/web/formacion_profesional/_galerias/descargas/descargas/3_1/Industrias_alimentarias/industrias_alimentarias.pdf</w:t>
+        </w:r>
+      </w:hyperlink>
+    </w:p>
+    <w:p>
+      <w:r>
+        <w:t xml:space="preserve"> </w:t>
+      </w:r>
+      <w:r>
+        <w:t>Grado Medio:</w:t>
+      </w:r>
+    </w:p>
+    <w:p>
+      <w:r>
+        <w:t>Técnico en Aceites de Oliva y Vinos</w:t>
+      </w:r>
+    </w:p>
+    <w:p>
+      <w:hyperlink r:id="rId81" w:history="1">
+        <w:r>
+          <w:rPr>
+            <w:rStyle w:val="Hipervnculo"/>
+          </w:rPr>
+          <w:t>https://www.gobiernodecanarias.org/cmsgob1/export/sites/educacion/web/formacion_profesional/_galerias/descargas/descargas/3_1/Industrias_alimentarias/AceitesOlivaVinosFO.pdf</w:t>
+        </w:r>
+      </w:hyperlink>
+    </w:p>
+    <w:p>
+      <w:r>
+        <w:t xml:space="preserve"> </w:t>
+      </w:r>
+      <w:r>
+        <w:t>Técnico en Panadería, Repostería y Confitería</w:t>
+      </w:r>
+    </w:p>
+    <w:p>
+      <w:hyperlink r:id="rId82" w:history="1">
+        <w:r>
+          <w:rPr>
+            <w:rStyle w:val="Hipervnculo"/>
+          </w:rPr>
+          <w:t>https://www.gobiernodecanarias.org/cmsgob1/export/sites/educacion/web/formacion_profesional/_galerias/descargas/descargas/3_1/Industrias_alimentarias/PanaderiaReposteriaConfiteriaFO15.pdf</w:t>
+        </w:r>
+      </w:hyperlink>
+    </w:p>
+    <w:p>
+      <w:r>
+        <w:t xml:space="preserve"> Grado Superior:</w:t>
+      </w:r>
+    </w:p>
+    <w:p>
+      <w:r>
+        <w:t>Técnico Superior en Vitivinicultura</w:t>
+      </w:r>
+    </w:p>
+    <w:p>
+      <w:hyperlink r:id="rId83" w:history="1">
+        <w:r>
+          <w:rPr>
+            <w:rStyle w:val="Hipervnculo"/>
+          </w:rPr>
+          <w:t>https://www.gobiernodecanarias.org/cmsgob1/export/sites/educacion/web/formacion_profesional/_galerias/descargas/descargas/3_1/Industrias_alimentarias/VitiviniculturaFO15.pdf</w:t>
+        </w:r>
+      </w:hyperlink>
+    </w:p>
+    <w:p/>
+    <w:p>
+      <w:pPr>
+        <w:pStyle w:val="Prrafodelista"/>
+        <w:numPr>
+          <w:ilvl w:val="0"/>
+          <w:numId w:val="2"/>
+        </w:numPr>
+        <w:ind w:left="426"/>
+        <w:rPr>
+          <w:b/>
+          <w:bCs/>
+        </w:rPr>
+      </w:pPr>
+      <w:r>
+        <w:rPr>
+          <w:b/>
+          <w:bCs/>
+        </w:rPr>
+        <w:t>Informática y Comunicaciones</w:t>
+      </w:r>
+    </w:p>
+    <w:p>
+      <w:r>
+        <w:t>Grado Básico:</w:t>
+      </w:r>
+    </w:p>
+    <w:p>
+      <w:r>
+        <w:t>Técnico Básico en Informática y Comunicaciones</w:t>
+      </w:r>
+    </w:p>
+    <w:p>
+      <w:hyperlink r:id="rId84" w:history="1">
+        <w:r>
+          <w:rPr>
+            <w:rStyle w:val="Hipervnculo"/>
+          </w:rPr>
+          <w:t>https://www.gobiernodecanarias.org/cmsgob1/export/sites/educacion/web/formacion_profesional/_galerias/descargas/descargas/3_1/Informatica_y_comunicaciones/Informatica_Comunicaciones_FO.pdf</w:t>
+        </w:r>
+      </w:hyperlink>
+    </w:p>
+    <w:p>
+      <w:r>
+        <w:t>Técnico Básico en Informática de Oficina</w:t>
+      </w:r>
+    </w:p>
+    <w:p>
+      <w:hyperlink r:id="rId85" w:history="1">
+        <w:r>
+          <w:rPr>
+            <w:rStyle w:val="Hipervnculo"/>
+          </w:rPr>
+          <w:t>https://www.gobiernodecanarias.org/cmsgob1/export/sites/educacion/web/formacion_profesional/_galerias/descargas/descargas/3_1/Informatica_y_comunicaciones/Informatica_OficinaFO.pdf</w:t>
+        </w:r>
+      </w:hyperlink>
+    </w:p>
+    <w:p>
+      <w:r>
+        <w:t>Grado Medio:</w:t>
+      </w:r>
+    </w:p>
+    <w:p>
+      <w:r>
+        <w:t>Técnico en Sistemas Microinformáticos y Redes</w:t>
+      </w:r>
+    </w:p>
+    <w:p>
+      <w:hyperlink r:id="rId86" w:history="1">
+        <w:r>
+          <w:rPr>
+            <w:rStyle w:val="Hipervnculo"/>
+          </w:rPr>
+          <w:t>https://www.gobiernodecanarias.org/cmsgob1/export/sites/educacion/web/formacion_profesional/_galerias/descargas/descargas/3_1/Informatica_y_comunicaciones/SistemasMicroinformaticosRedes15.pdf</w:t>
+        </w:r>
+      </w:hyperlink>
+    </w:p>
+    <w:p>
+      <w:r>
+        <w:t xml:space="preserve"> Grado Superior:</w:t>
+      </w:r>
+    </w:p>
+    <w:p>
+      <w:r>
+        <w:t>Técnico Superior en Administración de Sistemas Informáticos en Red</w:t>
+      </w:r>
+    </w:p>
+    <w:p>
+      <w:hyperlink r:id="rId87" w:history="1">
+        <w:r>
+          <w:rPr>
+            <w:rStyle w:val="Hipervnculo"/>
+          </w:rPr>
+          <w:t>https://www.gobiernodecanarias.org/cmsgob1/export/sites/educacion/web/formacion_profesional/_galerias/descargas/descargas/3_1/Informatica_y_comunicaciones/AdministracionSistemasInformaticosRedFO15.pdf</w:t>
+        </w:r>
+      </w:hyperlink>
+    </w:p>
+    <w:p>
+      <w:r>
+        <w:t>Técnico Superior en Desarrollo de Aplicaciones Multiplataforma</w:t>
+      </w:r>
+    </w:p>
+    <w:p>
+      <w:hyperlink r:id="rId88" w:history="1">
+        <w:r>
+          <w:rPr>
+            <w:rStyle w:val="Hipervnculo"/>
+          </w:rPr>
+          <w:t>https://www.gobiernodecanarias.org/cmsgob1/export/sites/educacion/web/formacion_profesional/_galerias/descargas/descargas/3_1/Informatica_y_comunicaciones/DesarrolloAplicacionesMultiplataformaFO15.pdf</w:t>
+        </w:r>
+      </w:hyperlink>
+    </w:p>
+    <w:p>
+      <w:r>
+        <w:t>Técnico Superior en Desarrollo de Aplicaciones Web</w:t>
+      </w:r>
+    </w:p>
+    <w:p>
+      <w:hyperlink r:id="rId89" w:history="1">
+        <w:r>
+          <w:rPr>
+            <w:rStyle w:val="Hipervnculo"/>
+          </w:rPr>
+          <w:t>https://www.gobiernodecanarias.org/cmsgob1/export/sites/educacion/web/formacion_profesional/_galerias/descargas/descargas/3_1/Informatica_y_comunicaciones/DesarrolloAplicacionesWebFO15.pdf</w:t>
+        </w:r>
+      </w:hyperlink>
+    </w:p>
+    <w:p>
+      <w:pPr>
+        <w:pStyle w:val="Prrafodelista"/>
+        <w:numPr>
+          <w:ilvl w:val="0"/>
+          <w:numId w:val="2"/>
+        </w:numPr>
+        <w:ind w:left="426"/>
+        <w:rPr>
+          <w:b/>
+          <w:bCs/>
+        </w:rPr>
+      </w:pPr>
+      <w:r>
+        <w:rPr>
+          <w:b/>
+          <w:bCs/>
+        </w:rPr>
+        <w:lastRenderedPageBreak/>
+        <w:t>Instalación y Mantenimiento</w:t>
+      </w:r>
+    </w:p>
+    <w:p>
+      <w:r>
+        <w:t>Grado Básico:</w:t>
+      </w:r>
+    </w:p>
+    <w:p>
+      <w:r>
+        <w:t>Técnico Básico en Mantenimiento de Viviendas</w:t>
+      </w:r>
+    </w:p>
+    <w:p>
+      <w:hyperlink r:id="rId90" w:history="1">
+        <w:r>
+          <w:rPr>
+            <w:rStyle w:val="Hipervnculo"/>
+          </w:rPr>
+          <w:t>https://www.gobiernodecanarias.org/cmsgob1/export/sites/educacion/web/formacion_profesional/_galerias/descargas/descargas/3_1/Instalaciones_y_mantenimiento/Mantenimiento_ViviendasFO.pdf</w:t>
+        </w:r>
+      </w:hyperlink>
+    </w:p>
+    <w:p>
+      <w:r>
+        <w:t xml:space="preserve"> </w:t>
+      </w:r>
+      <w:r>
+        <w:t>Grado Medio:</w:t>
+      </w:r>
+    </w:p>
+    <w:p>
+      <w:r>
+        <w:t>Técnico en Instalaciones de Producción de Calor</w:t>
+      </w:r>
+    </w:p>
+    <w:p>
+      <w:hyperlink r:id="rId91" w:history="1">
+        <w:r>
+          <w:rPr>
+            <w:rStyle w:val="Hipervnculo"/>
+          </w:rPr>
+          <w:t>https://www.gobiernodecanarias.org/cmsgob1/export/sites/educacion/web/formacion_profesional/_galerias/descargas/descargas/3_1/Instalaciones_y_mantenimiento/InstalacionesProduccionCalorFO15.pdf</w:t>
+        </w:r>
+      </w:hyperlink>
+    </w:p>
+    <w:p>
+      <w:r>
+        <w:t>Técnico en Instalaciones Frigoríficas y de Climatización</w:t>
+      </w:r>
+    </w:p>
+    <w:p>
+      <w:hyperlink r:id="rId92" w:history="1">
+        <w:r>
+          <w:rPr>
+            <w:rStyle w:val="Hipervnculo"/>
+          </w:rPr>
+          <w:t>https://www.gobiernodecanarias.org/cmsgob1/export/sites/educacion/web/formacion_profesional/_galerias/descargas/descargas/3_1/Instalaciones_y_mantenimiento/InstalacionesFrigorificaClimatizacionFO15.pdf</w:t>
+        </w:r>
+      </w:hyperlink>
+    </w:p>
+    <w:p>
+      <w:r>
+        <w:t>Técnico en Mantenimiento Electromecánico</w:t>
+      </w:r>
+    </w:p>
+    <w:p>
+      <w:hyperlink r:id="rId93" w:history="1">
+        <w:r>
+          <w:rPr>
+            <w:rStyle w:val="Hipervnculo"/>
+          </w:rPr>
+          <w:t>https://www.gobiernodecanarias.org/cmsgob1/export/sites/educacion/web/formacion_profesional/_galerias/descargas/descargas/3_1/Instalaciones_y_mantenimiento/MantenimientoElectromecanicoFO15.pdf</w:t>
+        </w:r>
+      </w:hyperlink>
+    </w:p>
+    <w:p>
+      <w:r>
+        <w:t>Grado Superior:</w:t>
+      </w:r>
+    </w:p>
+    <w:p>
+      <w:r>
+        <w:t>Técnico Superior en Mantenimiento de Instalaciones Térmicas y de Fluidos</w:t>
+      </w:r>
+    </w:p>
+    <w:p>
+      <w:hyperlink r:id="rId94" w:history="1">
+        <w:r>
+          <w:rPr>
+            <w:rStyle w:val="Hipervnculo"/>
+          </w:rPr>
+          <w:t>https://www.gobiernodecanarias.org/cmsgob1/export/sites/educacion/web/formacion_profesional/_galerias/descargas/descargas/3_1/Instalaciones_y_mantenimiento/MantenimientoInstalacionesTermicasFluidosFO15.pdf</w:t>
+        </w:r>
+      </w:hyperlink>
+    </w:p>
+    <w:p>
+      <w:r>
+        <w:t>Técnico Superior en Mecatrónica Industrial</w:t>
+      </w:r>
+      <w:r>
+        <w:t xml:space="preserve"> </w:t>
+      </w:r>
+    </w:p>
+    <w:p>
+      <w:hyperlink r:id="rId95" w:history="1">
+        <w:r>
+          <w:rPr>
+            <w:rStyle w:val="Hipervnculo"/>
+          </w:rPr>
+          <w:t>https://www.gobiernodecanarias.org/cmsgob1/export/sites/educacion/web/formacion_profesional/_galerias/descargas/descargas/3_1/Instalaciones_y_mantenimiento/MecatronicaIndustrialFO15.pdf</w:t>
+        </w:r>
+      </w:hyperlink>
+    </w:p>
+    <w:p>
+      <w:r>
+        <w:t>Técnico Superior en Prevención de Riesgos Profesionales</w:t>
+      </w:r>
+      <w:r>
+        <w:t xml:space="preserve"> </w:t>
+      </w:r>
+    </w:p>
+    <w:p>
+      <w:hyperlink r:id="rId96" w:history="1">
+        <w:r>
+          <w:rPr>
+            <w:rStyle w:val="Hipervnculo"/>
+          </w:rPr>
+          <w:t>https://www.gobiernodecanarias.org/cmsgob1/export/sites/educacion/web/formacion_profesional/_galerias/descargas/descargas/3_1/Instalaciones_y_mantenimiento/PrevencionRiesgosProfesionalesFO15.pdf</w:t>
+        </w:r>
+      </w:hyperlink>
+    </w:p>
+    <w:p/>
+    <w:p>
+      <w:r>
+        <w:t>Madera, Mueble y Corcho</w:t>
+      </w:r>
+    </w:p>
+    <w:p>
+      <w:r>
+        <w:t>Grado Básico:</w:t>
+      </w:r>
+    </w:p>
+    <w:p>
+      <w:r>
+        <w:t>Técnico Básico en Carpintería y Mueble</w:t>
+      </w:r>
+    </w:p>
+    <w:p>
+      <w:hyperlink r:id="rId97" w:history="1">
+        <w:r>
+          <w:rPr>
+            <w:rStyle w:val="Hipervnculo"/>
+          </w:rPr>
+          <w:t>https://www.gobiernodecanarias.org/cmsgob1/export/sites/educacion/web/formacion_profesional/_galerias/descargas/descargas/3_1/Madera_mueble_y_corcho/Capinteria_MuebleFO.pdf</w:t>
+        </w:r>
+      </w:hyperlink>
+      <w:r>
+        <w:t xml:space="preserve"> </w:t>
+      </w:r>
+    </w:p>
+    <w:p>
+      <w:r>
+        <w:t>Grado Medio:</w:t>
+      </w:r>
+    </w:p>
+    <w:p>
+      <w:r>
+        <w:t>Técnico en Carpintería y Mueble</w:t>
+      </w:r>
+    </w:p>
+    <w:p>
+      <w:hyperlink r:id="rId98" w:history="1">
+        <w:r>
+          <w:rPr>
+            <w:rStyle w:val="Hipervnculo"/>
+          </w:rPr>
+          <w:t>https://www.gobiernodecanarias.org/cmsgob1/export/sites/educacion/web/formacion_profesional/_galerias/descargas/descargas/3_1/Madera_mueble_y_corcho/CarpinteriaMuebleFO15.pdf</w:t>
+        </w:r>
+      </w:hyperlink>
+    </w:p>
+    <w:p>
+      <w:r>
+        <w:t xml:space="preserve"> </w:t>
+      </w:r>
+      <w:r>
+        <w:t>Técnico en Instalación y Amueblamiento</w:t>
+      </w:r>
+    </w:p>
+    <w:p>
+      <w:hyperlink r:id="rId99" w:history="1">
+        <w:r>
+          <w:rPr>
+            <w:rStyle w:val="Hipervnculo"/>
+          </w:rPr>
+          <w:t>https://www.gobiernodecanarias.org/cmsgob1/export/sites/educacion/web/formacion_profesional/_galerias/descargas/descargas/3_1/Madera_mueble_y_corcho/InstalacionAmueblamientoFO15.pdf</w:t>
+        </w:r>
+      </w:hyperlink>
+    </w:p>
+    <w:p>
+      <w:r>
+        <w:t xml:space="preserve"> </w:t>
+      </w:r>
+    </w:p>
+    <w:p>
+      <w:r>
+        <w:t>Grado Superior:</w:t>
+      </w:r>
+    </w:p>
+    <w:p>
+      <w:r>
+        <w:t>Técnico Superior en Diseño y Amueblamiento</w:t>
+      </w:r>
+    </w:p>
+    <w:p>
+      <w:hyperlink r:id="rId100" w:history="1">
+        <w:r>
+          <w:rPr>
+            <w:rStyle w:val="Hipervnculo"/>
+          </w:rPr>
+          <w:t>https://www.gobiernodecanarias.org/cmsgob1/export/sites/educacion/web/formacion_profesional/_galerias/descargas/descargas/3_1/Madera_mueble_y_corcho/DisennoAmueblamientoFO15.pdf</w:t>
+        </w:r>
+      </w:hyperlink>
+    </w:p>
+    <w:p>
+      <w:r>
+        <w:t xml:space="preserve"> </w:t>
+      </w:r>
+    </w:p>
+    <w:p>
+      <w:r>
+        <w:t>Marítimo-Pesquera</w:t>
+      </w:r>
+    </w:p>
+    <w:p>
+      <w:r>
+        <w:t>Grado Básico:</w:t>
+      </w:r>
+    </w:p>
+    <w:p>
+      <w:r>
+        <w:t>Título Profesional Básico en Mantenimiento de Embarcaciones Deportivas y de Recreo</w:t>
+      </w:r>
+    </w:p>
+    <w:p>
+      <w:hyperlink r:id="rId101" w:history="1">
+        <w:r>
+          <w:rPr>
+            <w:rStyle w:val="Hipervnculo"/>
+          </w:rPr>
+          <w:t>https://todofp.es/que-estudiar/familias-profesionales/maritimo-pesquera/mnto-embarcaciones-deportivas-recreo.html</w:t>
+        </w:r>
+      </w:hyperlink>
+    </w:p>
+    <w:p>
+      <w:r>
+        <w:t>Grado Medio:</w:t>
+      </w:r>
+    </w:p>
+    <w:p>
+      <w:r>
+        <w:t>Técnico en Cultivos Acuícolas</w:t>
+      </w:r>
+    </w:p>
+    <w:p>
+      <w:hyperlink r:id="rId102" w:history="1">
+        <w:r>
+          <w:rPr>
+            <w:rStyle w:val="Hipervnculo"/>
+          </w:rPr>
+          <w:t>https://www.gobiernodecanarias.org/cmsgob1/export/sites/educacion/web/formacion_profesional/_galerias/descargas/descargas/3_1/Maritimo_Pesquera/CultivosAcuicolasFO15.pdf</w:t>
+        </w:r>
+      </w:hyperlink>
+    </w:p>
+    <w:p>
+      <w:r>
+        <w:t>Técnico en Mantenimiento y Control de la Maquinaria de Buques y Embarcaciones</w:t>
+      </w:r>
+    </w:p>
+    <w:p>
+      <w:hyperlink r:id="rId103" w:history="1">
+        <w:r>
+          <w:rPr>
+            <w:rStyle w:val="Hipervnculo"/>
+          </w:rPr>
+          <w:t>https://www.gobiernodecanarias.org/cmsgob1/export/sites/educacion/web/formacion_profesional/_galerias/descargas/descargas/3_1/Maritimo_Pesquera/MantenimientoControlMaquinariaBuquesEmbarcacionesFO15.pdf</w:t>
+        </w:r>
+      </w:hyperlink>
+    </w:p>
+    <w:p>
+      <w:r>
+        <w:t>Técnico en Navegación y Pesca de Litoral</w:t>
+      </w:r>
+    </w:p>
+    <w:p>
+      <w:hyperlink r:id="rId104" w:history="1">
+        <w:r>
+          <w:rPr>
+            <w:rStyle w:val="Hipervnculo"/>
+          </w:rPr>
+          <w:t>https://www.gobiernodecanarias.org/cmsgob1/export/sites/educacion/web/formacion_profesional/_galerias/descargas/descargas/3_1/Maritimo_Pesquera/NavegacionPescaLitoralFO15.pdf</w:t>
+        </w:r>
+      </w:hyperlink>
+    </w:p>
+    <w:p>
+      <w:r>
+        <w:t>Técnico en Operaciones Subacuáticas e Hiperbáricas</w:t>
+      </w:r>
+    </w:p>
+    <w:p>
+      <w:hyperlink r:id="rId105" w:history="1">
+        <w:r>
+          <w:rPr>
+            <w:rStyle w:val="Hipervnculo"/>
+          </w:rPr>
+          <w:t>https://www.gobiernodecanarias.org/cmsgob1/export/sites/educacion/web/formacion_profesional/_galerias/descargas/descargas/3_1/Maritimo_Pesquera/OperacionesSubacuaticasHiperbaricasFO15.pdf</w:t>
+        </w:r>
+      </w:hyperlink>
+    </w:p>
+    <w:p>
+      <w:r>
+        <w:t>Grado Superior:</w:t>
+      </w:r>
+    </w:p>
+    <w:p>
+      <w:r>
+        <w:t>Técnico Superior en Acuicultura</w:t>
+      </w:r>
+    </w:p>
+    <w:p>
+      <w:hyperlink r:id="rId106" w:history="1">
+        <w:r>
+          <w:rPr>
+            <w:rStyle w:val="Hipervnculo"/>
+          </w:rPr>
+          <w:t>https://www.gobiernodecanarias.org/cmsgob1/export/sites/educacion/web/formacion_profesional/_galerias/descargas/descargas/3_1/Maritimo_Pesquera/AcuiculturaFO15.pdf</w:t>
+        </w:r>
+      </w:hyperlink>
+    </w:p>
+    <w:p>
+      <w:r>
+        <w:t>Técnico Superior en Organización del Mantenimiento de Maquinaria de Buques y Embarcaciones</w:t>
+      </w:r>
+      <w:r>
+        <w:t xml:space="preserve"> </w:t>
+      </w:r>
+    </w:p>
+    <w:p>
+      <w:hyperlink r:id="rId107" w:history="1">
+        <w:r>
+          <w:rPr>
+            <w:rStyle w:val="Hipervnculo"/>
+          </w:rPr>
+          <w:t>https://www.gobiernodecanarias.org/cmsgob1/export/sites/educacion/web/formacion_profesional/_galerias/descargas/descargas/3_1/Maritimo_Pesquera/OrganizacionMantenimientoMaquinariaBuquesEmbarcacionesFO15.pdf</w:t>
+        </w:r>
+      </w:hyperlink>
+    </w:p>
+    <w:p>
+      <w:r>
+        <w:t>Técnico Superior en Transporte Marítimo y Pesca de Altura</w:t>
+      </w:r>
+    </w:p>
+    <w:p>
+      <w:hyperlink r:id="rId108" w:history="1">
+        <w:r>
+          <w:rPr>
+            <w:rStyle w:val="Hipervnculo"/>
+          </w:rPr>
+          <w:t>https://www.gobiernodecanarias.org/cmsgob1/export/sites/educacion/web/formacion_profesional/_galerias/descargas/descargas/3_1/Maritimo_Pesquera/TransporteMaritimoPescaAlturaFO15.pdf</w:t>
+        </w:r>
+      </w:hyperlink>
+    </w:p>
+    <w:p/>
+    <w:p>
+      <w:r>
+        <w:lastRenderedPageBreak/>
+        <w:t>Química</w:t>
+      </w:r>
+    </w:p>
+    <w:p>
+      <w:r>
+        <w:t>Grado Medio:</w:t>
+      </w:r>
+    </w:p>
+    <w:p>
+      <w:r>
+        <w:t>Técnico en Operaciones de Laboratorio</w:t>
+      </w:r>
+    </w:p>
+    <w:p>
+      <w:hyperlink r:id="rId109" w:history="1">
+        <w:r>
+          <w:rPr>
+            <w:rStyle w:val="Hipervnculo"/>
+          </w:rPr>
+          <w:t>https://www.gobiernodecanarias.org/cmsgob1/export/sites/educacion/web/formacion_profesional/_galerias/descargas/descargas/3_1/Quimica/OperacionesLaboratorioFO15.pdf</w:t>
+        </w:r>
+      </w:hyperlink>
+    </w:p>
+    <w:p>
+      <w:r>
+        <w:t xml:space="preserve"> Grado Superior:</w:t>
+      </w:r>
+    </w:p>
+    <w:p>
+      <w:r>
+        <w:t xml:space="preserve">Técnico Superior en Fabricación de Productos </w:t>
+      </w:r>
+      <w:r>
+        <w:t>Farmacéuticos</w:t>
+      </w:r>
+      <w:r>
+        <w:t>, Biotecnológicos y Afines</w:t>
+      </w:r>
+    </w:p>
+    <w:p>
+      <w:hyperlink r:id="rId110" w:history="1">
+        <w:r>
+          <w:rPr>
+            <w:rStyle w:val="Hipervnculo"/>
+          </w:rPr>
+          <w:t>https://www.gobiernodecanarias.org/cmsgob1/export/sites/educacion/web/formacion_profesional/_galerias/descargas/descargas/3_1/Quimica/FabricacionProductosFarmaceuticosBiotecnologicosAfinesFO.pdf</w:t>
+        </w:r>
+      </w:hyperlink>
+    </w:p>
+    <w:p>
+      <w:r>
+        <w:t>Técnico Superior en Laboratorio de Análisis y Control de Calidad</w:t>
+      </w:r>
+    </w:p>
+    <w:p>
+      <w:hyperlink r:id="rId111" w:history="1">
+        <w:r>
+          <w:rPr>
+            <w:rStyle w:val="Hipervnculo"/>
+          </w:rPr>
+          <w:t>https://www.gobiernodecanarias.org/cmsgob1/export/sites/educacion/web/formacion_profesional/_galerias/descargas/descargas/3_1/Quimica/LaboratorioAnalisisControlCalidadFO15.pdf</w:t>
+        </w:r>
+      </w:hyperlink>
+    </w:p>
+    <w:p>
+      <w:r>
+        <w:t>Técnico Superior en Química Industrial</w:t>
+      </w:r>
+    </w:p>
+    <w:p>
+      <w:hyperlink r:id="rId112" w:history="1">
+        <w:r>
+          <w:rPr>
+            <w:rStyle w:val="Hipervnculo"/>
+          </w:rPr>
+          <w:t>https://www.gobiernodecanarias.org/cmsgob1/export/sites/educacion/web/formacion_profesional/_galerias/descargas/descargas/3_1/Quimica/QuimicaIndustrialFO.pdf</w:t>
+        </w:r>
+      </w:hyperlink>
+    </w:p>
+    <w:p/>
+    <w:p>
+      <w:r>
+        <w:t>Sanidad</w:t>
+      </w:r>
+    </w:p>
+    <w:p>
+      <w:r>
+        <w:t>Grado Medio:</w:t>
+      </w:r>
+    </w:p>
+    <w:p>
+      <w:r>
+        <w:t>Técnico en Cuidados Auxiliares de Enfermería</w:t>
+      </w:r>
+    </w:p>
+    <w:p>
+      <w:hyperlink r:id="rId113" w:history="1">
+        <w:r>
+          <w:rPr>
+            <w:rStyle w:val="Hipervnculo"/>
+          </w:rPr>
+          <w:t>https://www.gobiernodecanarias.org/cmsgob1/export/sites/educacion/web/formacion_profesional/_galerias/descargas/descargas/3_1/Sanidad/CuidadosAuxiliaresEnfermeriaFO15.pdf</w:t>
+        </w:r>
+      </w:hyperlink>
+    </w:p>
+    <w:p>
+      <w:r>
+        <w:t>Técnico en Emergencias Sanitarias</w:t>
+      </w:r>
+    </w:p>
+    <w:p>
+      <w:hyperlink r:id="rId114" w:history="1">
+        <w:r>
+          <w:rPr>
+            <w:rStyle w:val="Hipervnculo"/>
+          </w:rPr>
+          <w:t>https://www.gobiernodecanarias.org/cmsgob1/export/sites/educacion/web/formacion_profesional/_galerias/descargas/descargas/3_1/Sanidad/EmergenciasSanitariasFO15.pdf</w:t>
+        </w:r>
+      </w:hyperlink>
+    </w:p>
+    <w:p>
+      <w:r>
+        <w:t>Técnico en Farmacia y Parafarmacia</w:t>
+      </w:r>
+    </w:p>
+    <w:p>
+      <w:hyperlink r:id="rId115" w:history="1">
+        <w:r>
+          <w:rPr>
+            <w:rStyle w:val="Hipervnculo"/>
+          </w:rPr>
+          <w:t>https://www.gobiernodecanarias.org/cmsgob1/export/sites/educacion/web/formacion_profesional/_galerias/descargas/descargas/3_1/Sanidad/FarmaciaParafarmaciaFO15.pdf</w:t>
+        </w:r>
+      </w:hyperlink>
+    </w:p>
+    <w:p>
+      <w:r>
+        <w:t>Grado Superior:</w:t>
+      </w:r>
+    </w:p>
+    <w:p>
+      <w:r>
+        <w:t>Técnico Superior en Anatomía Patológica y Citodiagnóstico</w:t>
+      </w:r>
+      <w:r>
+        <w:t xml:space="preserve"> </w:t>
+      </w:r>
+    </w:p>
+    <w:p>
+      <w:hyperlink r:id="rId116" w:history="1">
+        <w:r>
+          <w:rPr>
+            <w:rStyle w:val="Hipervnculo"/>
+          </w:rPr>
+          <w:t>https://www.gobiernodecanarias.org/cmsgob1/export/sites/educacion/web/formacion_profesional/_galerias/descargas/descargas/3_1/Sanidad/AnatomiaPatologicaCitodiagnosticoFO15A.pdf</w:t>
+        </w:r>
+      </w:hyperlink>
+    </w:p>
+    <w:p>
+      <w:r>
+        <w:t>Técnico Superior en Dietética</w:t>
+      </w:r>
+      <w:r>
+        <w:t xml:space="preserve"> </w:t>
+      </w:r>
+    </w:p>
+    <w:p>
+      <w:hyperlink r:id="rId117" w:history="1">
+        <w:r>
+          <w:rPr>
+            <w:rStyle w:val="Hipervnculo"/>
+          </w:rPr>
+          <w:t>https://www.gobiernodecanarias.org/cmsgob1/export/sites/educacion/web/formacion_profesional/_galerias/descargas/descargas/3_1/Sanidad/DieteticaFO15.pdf</w:t>
+        </w:r>
+      </w:hyperlink>
+    </w:p>
+    <w:p>
+      <w:r>
+        <w:t>Técnico Superior en Documentación y Administración Sanitarias</w:t>
+      </w:r>
+      <w:r>
+        <w:t xml:space="preserve"> </w:t>
+      </w:r>
+    </w:p>
+    <w:p>
+      <w:hyperlink r:id="rId118" w:history="1">
+        <w:r>
+          <w:rPr>
+            <w:rStyle w:val="Hipervnculo"/>
+          </w:rPr>
+          <w:t>https://www.gobiernodecanarias.org/cmsgob1/export/sites/educacion/web/formacion_profesional/_galerias/descargas/descargas/3_1/Sanidad/DocumentacionAdministracionSanitariasFO15A.pdf</w:t>
+        </w:r>
+      </w:hyperlink>
+    </w:p>
+    <w:p>
+      <w:r>
+        <w:t>Técnico Superior en Higiene Bucodental</w:t>
+      </w:r>
+      <w:r>
+        <w:t xml:space="preserve"> </w:t>
+      </w:r>
+    </w:p>
+    <w:p>
+      <w:hyperlink r:id="rId119" w:history="1">
+        <w:r>
+          <w:rPr>
+            <w:rStyle w:val="Hipervnculo"/>
+          </w:rPr>
+          <w:t>https://www.gobiernodecanarias.org/cmsgob1/export/sites/educacion/web/formacion_profesional/_galerias/descargas/descargas/3_1/Sanidad/HigieneBucodentalFO15A.pdf</w:t>
+        </w:r>
+      </w:hyperlink>
+    </w:p>
+    <w:p>
+      <w:r>
+        <w:t>Técnico Superior en Imagen para el Diagnóstico y Medicina Nuclear</w:t>
+      </w:r>
+      <w:r>
+        <w:t xml:space="preserve"> </w:t>
+      </w:r>
+    </w:p>
+    <w:p>
+      <w:hyperlink r:id="rId120" w:history="1">
+        <w:r>
+          <w:rPr>
+            <w:rStyle w:val="Hipervnculo"/>
+          </w:rPr>
+          <w:t>https://www.gobiernodecanarias.org/cmsgob1/export/sites/educacion/web/formacion_profesional/_galerias/descargas/descargas/3_1/Sanidad/ImagenDiagnosticoMedicinaNuclearFO15A.pdf</w:t>
+        </w:r>
+      </w:hyperlink>
+    </w:p>
+    <w:p>
+      <w:r>
+        <w:t>Técnico Superior en Laboratorio Clínico y Biomédico</w:t>
+      </w:r>
+      <w:r>
+        <w:t xml:space="preserve"> </w:t>
+      </w:r>
+    </w:p>
+    <w:p>
+      <w:hyperlink r:id="rId121" w:history="1">
+        <w:r>
+          <w:rPr>
+            <w:rStyle w:val="Hipervnculo"/>
+          </w:rPr>
+          <w:t>https://www.gobiernodecanarias.org/cmsgob1/export/sites/educacion/web/formacion_profesional/_galerias/descargas/descargas/3_1/Sanidad/LaboratorioClinicoBiomedicoFO15A.pdf</w:t>
+        </w:r>
+      </w:hyperlink>
+    </w:p>
+    <w:p>
+      <w:r>
+        <w:t>Técnico Superior en Radioterapia y Dosimetría</w:t>
+      </w:r>
+      <w:r>
+        <w:t xml:space="preserve"> </w:t>
+      </w:r>
+    </w:p>
+    <w:p>
+      <w:hyperlink r:id="rId122" w:history="1">
+        <w:r>
+          <w:rPr>
+            <w:rStyle w:val="Hipervnculo"/>
+          </w:rPr>
+          <w:t>https://www.gobiernodecanarias.org/cmsgob1/export/sites/educacion/web/formacion_profesional/_galerias/descargas/descargas/3_1/Sanidad/Radioterapia_DosimetriaFO.pdf</w:t>
+        </w:r>
+      </w:hyperlink>
+    </w:p>
+    <w:p/>
+    <w:p>
+      <w:r>
+        <w:t>Seguridad y Medio Ambiente</w:t>
+      </w:r>
+    </w:p>
+    <w:p>
+      <w:r>
+        <w:t>Grado Medio:</w:t>
+      </w:r>
+    </w:p>
+    <w:p>
+      <w:r>
+        <w:t>Técnico en Seguridad</w:t>
+      </w:r>
+    </w:p>
+    <w:p>
+      <w:hyperlink r:id="rId123" w:history="1">
+        <w:r>
+          <w:rPr>
+            <w:rStyle w:val="Hipervnculo"/>
+          </w:rPr>
+          <w:t>https://todofp.es/que-estudiar/familias-profesionales/seguridad-medio-ambiente/tecnico-seguridad-gm.html</w:t>
+        </w:r>
+      </w:hyperlink>
+    </w:p>
+    <w:p>
+      <w:r>
+        <w:t>Grado Superior:</w:t>
+      </w:r>
+    </w:p>
+    <w:p>
+      <w:r>
+        <w:t>Técnico Superior en Coordinación de Emergencias y Protección Civil</w:t>
+      </w:r>
+    </w:p>
+    <w:p>
+      <w:hyperlink r:id="rId124" w:history="1">
+        <w:r>
+          <w:rPr>
+            <w:rStyle w:val="Hipervnculo"/>
+          </w:rPr>
+          <w:t>https://www.gobiernodecanarias.org/cmsgob1/export/sites/educacion/web/formacion_profesional/_galerias/descargas/descargas/3_1/Seguridad_y_medio_ambiente/CoordinacionEmergenciasProteccionCivilFO.pdf</w:t>
+        </w:r>
+      </w:hyperlink>
+    </w:p>
+    <w:p>
+      <w:r>
+        <w:t>Técnico Superior en Educación y Control Ambiental</w:t>
+      </w:r>
+      <w:r>
+        <w:t xml:space="preserve"> </w:t>
+      </w:r>
+    </w:p>
+    <w:p>
+      <w:hyperlink r:id="rId125" w:history="1">
+        <w:r>
+          <w:rPr>
+            <w:rStyle w:val="Hipervnculo"/>
+          </w:rPr>
+          <w:t>https://www.gobiernodecanarias.org/cmsgob1/export/sites/educacion/web/formacion_profesional/_galerias/descargas/descargas/3_1/Seguridad_y_medio_ambiente/EducacionControlAmbientalFO15.pdf</w:t>
+        </w:r>
+      </w:hyperlink>
+    </w:p>
+    <w:p>
+      <w:r>
+        <w:t>Técnico Superior en Química y Salud Ambiental</w:t>
+      </w:r>
+      <w:r>
+        <w:t xml:space="preserve"> </w:t>
+      </w:r>
+    </w:p>
+    <w:p>
+      <w:hyperlink r:id="rId126" w:history="1">
+        <w:r>
+          <w:rPr>
+            <w:rStyle w:val="Hipervnculo"/>
+          </w:rPr>
+          <w:t>https://www.gobiernodecanarias.org/cmsgob1/export/sites/educacion/web/formacion_profesional/_galerias/descargas/descargas/3_1/Seguridad_y_medio_ambiente/Quimica_Salud_AmbientalFO.pdf</w:t>
+        </w:r>
+      </w:hyperlink>
+    </w:p>
+    <w:p/>
+    <w:p>
+      <w:r>
+        <w:t>Servicios Socioculturales y a la Comunidad</w:t>
+      </w:r>
+    </w:p>
+    <w:p>
+      <w:r>
+        <w:t>Grado Básico:</w:t>
+      </w:r>
+    </w:p>
+    <w:p>
+      <w:r>
+        <w:t>Técnico Básico en Actividades Domésticas y Limpieza de Edificios</w:t>
+      </w:r>
+    </w:p>
+    <w:p>
+      <w:hyperlink r:id="rId127" w:history="1">
+        <w:r>
+          <w:rPr>
+            <w:rStyle w:val="Hipervnculo"/>
+          </w:rPr>
+          <w:t>https://www.gobiernodecanarias.org/cmsgob1/export/sites/educacion/web/formacion_profesional/_galerias/descargas/descargas/3_1/Servicios_socioculturales_y_a_la_comunidad/Actividades_domesticas_limpieza_edificios_FO.pdf</w:t>
+        </w:r>
+      </w:hyperlink>
+    </w:p>
+    <w:p>
+      <w:r>
+        <w:t>Grado Medio:</w:t>
+      </w:r>
+    </w:p>
+    <w:p>
+      <w:r>
+        <w:t xml:space="preserve">Técnico en Atención a Personas en Situación de Dependencia </w:t>
+      </w:r>
+    </w:p>
+    <w:p>
+      <w:hyperlink r:id="rId128" w:history="1">
+        <w:r>
+          <w:rPr>
+            <w:rStyle w:val="Hipervnculo"/>
+          </w:rPr>
+          <w:t>https://www.gobiernodecanarias.org/cmsgob1/export/sites/educacion/web/formacion_profesional/_galerias/descargas/descargas/3_1/Servicios_socioculturales_y_a_la_comunidad/AtencionPersonasSituacionDependenciaFO15.pdf</w:t>
+        </w:r>
+      </w:hyperlink>
+    </w:p>
+    <w:p/>
+    <w:p>
+      <w:r>
+        <w:lastRenderedPageBreak/>
+        <w:t>Grado Superior:</w:t>
+      </w:r>
+    </w:p>
+    <w:p>
+      <w:r>
+        <w:t>Técnico Superior en Animación Sociocultural y Turística</w:t>
+      </w:r>
+    </w:p>
+    <w:p>
+      <w:hyperlink r:id="rId129" w:history="1">
+        <w:r>
+          <w:rPr>
+            <w:rStyle w:val="Hipervnculo"/>
+          </w:rPr>
+          <w:t>https://www.gobiernodecanarias.org/cmsgob1/export/sites/educacion/web/formacion_profesional/_galerias/descargas/descargas/3_1/Servicios_socioculturales_y_a_la_comunidad/AnimacionSocioculturalTuristicaFO15.pdf</w:t>
+        </w:r>
+      </w:hyperlink>
+    </w:p>
+    <w:p>
+      <w:r>
+        <w:t>Técnico Superior en Educación Infantil</w:t>
+      </w:r>
+      <w:r>
+        <w:t xml:space="preserve"> </w:t>
+      </w:r>
+    </w:p>
+    <w:p>
+      <w:hyperlink r:id="rId130" w:history="1">
+        <w:r>
+          <w:rPr>
+            <w:rStyle w:val="Hipervnculo"/>
+          </w:rPr>
+          <w:t>https://www.gobiernodecanarias.org/cmsgob1/export/sites/educacion/web/formacion_profesional/_galerias/descargas/descargas/3_1/Servicios_socioculturales_y_a_la_comunidad/EducacionInfantilFO15.pdf</w:t>
+        </w:r>
+      </w:hyperlink>
+    </w:p>
+    <w:p>
+      <w:r>
+        <w:t>Técnico Superior en Integración Social</w:t>
+      </w:r>
+    </w:p>
+    <w:p>
+      <w:hyperlink r:id="rId131" w:history="1">
+        <w:r>
+          <w:rPr>
+            <w:rStyle w:val="Hipervnculo"/>
+          </w:rPr>
+          <w:t>https://www.gobiernodecanarias.org/cmsgob1/export/sites/educacion/web/formacion_profesional/_galerias/descargas/descargas/3_1/Servicios_socioculturales_y_a_la_comunidad/IntegracionSocialFO15.pdf</w:t>
+        </w:r>
+      </w:hyperlink>
+    </w:p>
+    <w:p>
+      <w:r>
+        <w:t xml:space="preserve">Técnico Superior en Mediación Comunicativa </w:t>
+      </w:r>
+    </w:p>
+    <w:p>
+      <w:hyperlink r:id="rId132" w:history="1">
+        <w:r>
+          <w:rPr>
+            <w:rStyle w:val="Hipervnculo"/>
+          </w:rPr>
+          <w:t>https://www.gobiernodecanarias.org/cmsgob1/export/sites/educacion/web/formacion_profesional/_galerias/descargas/descargas/3_1/Servicios_socioculturales_y_a_la_comunidad/MediacionComunicativaFO16A.pdf</w:t>
+        </w:r>
+      </w:hyperlink>
+    </w:p>
+    <w:p>
+      <w:r>
+        <w:t>Técnico Superior en Promoción de Igualdad de Género</w:t>
+      </w:r>
+      <w:r>
+        <w:t xml:space="preserve"> </w:t>
+      </w:r>
+    </w:p>
+    <w:p>
+      <w:hyperlink r:id="rId133" w:history="1">
+        <w:r>
+          <w:rPr>
+            <w:rStyle w:val="Hipervnculo"/>
+          </w:rPr>
+          <w:t>https://www.gobiernodecanarias.org/cmsgob1/export/sites/educacion/web/formacion_profesional/_galerias/descargas/descargas/3_1/Servicios_socioculturales_y_a_la_comunidad/PromocionIgualdadGeneroFO15.pdf</w:t>
+        </w:r>
+      </w:hyperlink>
+    </w:p>
+    <w:p>
+      <w:r>
+        <w:t>Técnico Superior en Formación para la Movilidad Segura y Sostenible. [Nuevo]</w:t>
+      </w:r>
+    </w:p>
+    <w:p>
+      <w:hyperlink r:id="rId134" w:history="1">
+        <w:r>
+          <w:rPr>
+            <w:rStyle w:val="Hipervnculo"/>
+          </w:rPr>
+          <w:t>https://todofp.es/que-estudiar/familias-profesionales/servicios-socioculturales-comunidad/formacion-movilidad-segura-sostenible.html</w:t>
+        </w:r>
+      </w:hyperlink>
+    </w:p>
+    <w:p/>
+    <w:p>
+      <w:r>
+        <w:t>Textil, Confección y Piel</w:t>
+      </w:r>
+    </w:p>
+    <w:p>
+      <w:r>
+        <w:t>Grado Básico:</w:t>
+      </w:r>
+    </w:p>
+    <w:p>
+      <w:r>
+        <w:t>Técnico Básico en Tapicería y Cortinaje</w:t>
+      </w:r>
+    </w:p>
+    <w:p>
+      <w:hyperlink r:id="rId135" w:history="1">
+        <w:r>
+          <w:rPr>
+            <w:rStyle w:val="Hipervnculo"/>
+          </w:rPr>
+          <w:t>https://www.gobiernodecanarias.org/cmsgob1/export/sites/educacion/web/formacion_profesional/_galerias/descargas/descargas/3_1/Textil_Confeccion_y_Piel/Tapiceria_Cortinaje-FO.pdf</w:t>
+        </w:r>
+      </w:hyperlink>
+    </w:p>
+    <w:p>
+      <w:r>
+        <w:t>Grado Medio:</w:t>
+      </w:r>
+    </w:p>
+    <w:p>
+      <w:r>
+        <w:t>Técnico en Confección y Moda</w:t>
+      </w:r>
+      <w:r>
+        <w:t xml:space="preserve"> </w:t>
+      </w:r>
+    </w:p>
+    <w:p>
+      <w:hyperlink r:id="rId136" w:history="1">
+        <w:r>
+          <w:rPr>
+            <w:rStyle w:val="Hipervnculo"/>
+          </w:rPr>
+          <w:t>https://www.gobiernodecanarias.org/cmsgob1/export/sites/educacion/web/formacion_profesional/_galerias/descargas/descargas/3_1/Textil_Confeccion_y_Piel/ConfeccionModaFO15.pdf</w:t>
+        </w:r>
+      </w:hyperlink>
+    </w:p>
+    <w:p>
+      <w:r>
+        <w:t>Grado Superior:</w:t>
+      </w:r>
+    </w:p>
+    <w:p>
+      <w:r>
+        <w:t>Técnico Superior en Patronaje y Moda</w:t>
+      </w:r>
+      <w:r>
+        <w:t xml:space="preserve"> </w:t>
+      </w:r>
+    </w:p>
+    <w:p>
+      <w:hyperlink r:id="rId137" w:history="1">
+        <w:r>
+          <w:rPr>
+            <w:rStyle w:val="Hipervnculo"/>
+          </w:rPr>
+          <w:t>https://www.gobiernodecanarias.org/cmsgob1/export/sites/educacion/web/formacion_profesional/_galerias/descargas/descargas/3_1/Textil_Confeccion_y_Piel/PatronajeModaFO15.pdf</w:t>
+        </w:r>
+      </w:hyperlink>
+    </w:p>
+    <w:p>
+      <w:r>
+        <w:t>Técnico Superior en Vestuario a Medida y de Espectáculos</w:t>
+      </w:r>
+    </w:p>
+    <w:p>
+      <w:hyperlink r:id="rId138" w:history="1">
+        <w:r>
+          <w:rPr>
+            <w:rStyle w:val="Hipervnculo"/>
+          </w:rPr>
+          <w:t>https://www.gobiernodecanarias.org/cmsgob1/export/sites/educacion/web/formacion_profesional/_galerias/descargas/descargas/3_1/Textil_Confeccion_y_Piel/VestuarioMedidaEspectaculosFO15.pdf</w:t>
+        </w:r>
+      </w:hyperlink>
+    </w:p>
+    <w:p/>
+    <w:p/>
+    <w:p>
+      <w:r>
+        <w:lastRenderedPageBreak/>
+        <w:t>Transporte y Mantenimiento de Vehículos</w:t>
+      </w:r>
+    </w:p>
+    <w:p>
+      <w:r>
+        <w:t>Grado Básico:</w:t>
+      </w:r>
+    </w:p>
+    <w:p>
+      <w:r>
+        <w:t>Técnico Básico en Mantenimiento de Vehículos</w:t>
+      </w:r>
+    </w:p>
+    <w:p>
+      <w:hyperlink r:id="rId139" w:history="1">
+        <w:r>
+          <w:rPr>
+            <w:rStyle w:val="Hipervnculo"/>
+          </w:rPr>
+          <w:t>https://www.gobiernodecanarias.org/cmsgob1/export/sites/educacion/web/formacion_profesional/_galerias/descargas/descargas/3_1/Transporte_y_mantenimiento_de_vehiculos/Matenimiento_VehiculosFO.pdf</w:t>
+        </w:r>
+      </w:hyperlink>
+    </w:p>
+    <w:p>
+      <w:r>
+        <w:t>Grado Medio:</w:t>
+      </w:r>
+    </w:p>
+    <w:p>
+      <w:r>
+        <w:t>Técnico en Carrocería</w:t>
+      </w:r>
+    </w:p>
+    <w:p>
+      <w:hyperlink r:id="rId140" w:history="1">
+        <w:r>
+          <w:rPr>
+            <w:rStyle w:val="Hipervnculo"/>
+          </w:rPr>
+          <w:t>https://www.gobiernodecanarias.org/cmsgob1/export/sites/educacion/web/formacion_profesional/_galerias/descargas/descargas/3_1/Transporte_y_mantenimiento_de_vehiculos/CarroceriaFO15.pdf</w:t>
+        </w:r>
+      </w:hyperlink>
+    </w:p>
+    <w:p>
+      <w:r>
+        <w:t>Técnico en Mantenimiento de Material Rodante Ferroviario</w:t>
+      </w:r>
+    </w:p>
+    <w:p>
+      <w:hyperlink r:id="rId141" w:history="1">
+        <w:r>
+          <w:rPr>
+            <w:rStyle w:val="Hipervnculo"/>
+          </w:rPr>
+          <w:t>https://todofp.es/que-estudiar/familias-profesionales/transporte-mantenimiento-vehiculos/mnto-material-rodante-ferroviario.html</w:t>
+        </w:r>
+      </w:hyperlink>
+    </w:p>
+    <w:p>
+      <w:r>
+        <w:t>Técnico en Electromecánica de maquinaria</w:t>
+      </w:r>
+      <w:r>
+        <w:t xml:space="preserve"> </w:t>
+      </w:r>
+    </w:p>
+    <w:p>
+      <w:hyperlink r:id="rId142" w:history="1">
+        <w:r>
+          <w:rPr>
+            <w:rStyle w:val="Hipervnculo"/>
+          </w:rPr>
+          <w:t>https://www.gobiernodecanarias.org/cmsgob1/export/sites/educacion/web/formacion_profesional/_galerias/descargas/descargas/3_1/Transporte_y_mantenimiento_de_vehiculos/ElectromecanicaMaquinariaFO15.pdf</w:t>
+        </w:r>
+      </w:hyperlink>
+    </w:p>
+    <w:p>
+      <w:r>
+        <w:t>Técnico en Electromecánica de Vehículos Automóviles</w:t>
+      </w:r>
+      <w:r>
+        <w:t xml:space="preserve"> </w:t>
+      </w:r>
+    </w:p>
+    <w:p>
+      <w:hyperlink r:id="rId143" w:history="1">
+        <w:r>
+          <w:rPr>
+            <w:rStyle w:val="Hipervnculo"/>
+          </w:rPr>
+          <w:t>https://www.gobiernodecanarias.org/cmsgob1/export/sites/educacion/web/formacion_profesional/_galerias/descargas/descargas/3_1/Transporte_y_mantenimiento_de_vehiculos/ElectromecanicaVehiculosAutomovilesFO15.pdf</w:t>
+        </w:r>
+      </w:hyperlink>
+    </w:p>
+    <w:p>
+      <w:r>
+        <w:t>Técnico en Mantenimiento de Estructuras de Madera y Mobiliario de Embarcaciones de Recreo</w:t>
+      </w:r>
+    </w:p>
+    <w:p>
+      <w:hyperlink r:id="rId144" w:history="1">
+        <w:r>
+          <w:rPr>
+            <w:rStyle w:val="Hipervnculo"/>
+          </w:rPr>
+          <w:t>https://todofp.es/que-estudiar/familias-profesionales/transporte-mantenimiento-vehiculos/mtmo-estructuras-mobiliario-embarcaciones-recreo.html</w:t>
+        </w:r>
+      </w:hyperlink>
+    </w:p>
+    <w:p>
+      <w:r>
+        <w:t>Grado Superior:</w:t>
+      </w:r>
+    </w:p>
+    <w:p>
+      <w:r>
+        <w:t>Técnico Superior en Automoción</w:t>
+      </w:r>
+      <w:r>
+        <w:t xml:space="preserve"> </w:t>
+      </w:r>
+    </w:p>
+    <w:p>
+      <w:hyperlink r:id="rId145" w:history="1">
+        <w:r>
+          <w:rPr>
+            <w:rStyle w:val="Hipervnculo"/>
+          </w:rPr>
+          <w:t>https://www.gobiernodecanarias.org/cmsgob1/export/sites/educacion/web/formacion_profesional/_galerias/descargas/descargas/3_1/Transporte_y_mantenimiento_de_vehiculos/AutomocionFO15.pdf</w:t>
+        </w:r>
+      </w:hyperlink>
+    </w:p>
+    <w:p/>
+    <w:p>
+      <w:r>
+        <w:t>Vidrio</w:t>
+      </w:r>
+      <w:r>
+        <w:t xml:space="preserve"> y Cerámica</w:t>
+      </w:r>
+    </w:p>
+    <w:p>
+      <w:r>
+        <w:t>Grado Básico</w:t>
+      </w:r>
+    </w:p>
+    <w:p>
+      <w:r>
+        <w:t>Título Profesional Básico en Vidriería y Alfarería</w:t>
+      </w:r>
+    </w:p>
+    <w:p>
+      <w:hyperlink r:id="rId146" w:history="1">
+        <w:r>
+          <w:rPr>
+            <w:rStyle w:val="Hipervnculo"/>
+          </w:rPr>
+          <w:t>https://todofp.es/que-estudiar/familias-profesionales/vidrio-ceramica/vidreria-alfareria.html</w:t>
+        </w:r>
+      </w:hyperlink>
     </w:p>
     <w:p/>
     <w:sectPr>
@@ -97,6 +3221,195 @@
     </w:sectPr>
   </w:body>
 </w:document>
+</file>
+
+<file path=word/numbering.xml><?xml version="1.0" encoding="utf-8"?>
+<w:numbering xmlns:wpc="http://schemas.microsoft.com/office/word/2010/wordprocessingCanvas" xmlns:cx="http://schemas.microsoft.com/office/drawing/2014/chartex" xmlns:cx1="http://schemas.microsoft.com/office/drawing/2015/9/8/chartex" xmlns:cx2="http://schemas.microsoft.com/office/drawing/2015/10/21/chartex" xmlns:cx3="http://schemas.microsoft.com/office/drawing/2016/5/9/chartex" xmlns:cx4="http://schemas.microsoft.com/office/drawing/2016/5/10/chartex" xmlns:cx5="http://schemas.microsoft.com/office/drawing/2016/5/11/chartex" xmlns:cx6="http://schemas.microsoft.com/office/drawing/2016/5/12/chartex" xmlns:cx7="http://schemas.microsoft.com/office/drawing/2016/5/13/chartex" xmlns:cx8="http://schemas.microsoft.com/office/drawing/2016/5/14/chartex" xmlns:mc="http://schemas.openxmlformats.org/markup-compatibility/2006" xmlns:aink="http://schemas.microsoft.com/office/drawing/2016/ink" xmlns:am3d="http://schemas.microsoft.com/office/drawing/2017/model3d" xmlns:o="urn:schemas-microsoft-com:office:office" xmlns:oel="http://schemas.microsoft.com/office/2019/extlst" xmlns:r="http://schemas.openxmlformats.org/officeDocument/2006/relationships" xmlns:m="http://schemas.openxmlformats.org/officeDocument/2006/math" xmlns:v="urn:schemas-microsoft-com:vml" xmlns:wp14="http://schemas.microsoft.com/office/word/2010/wordprocessingDrawing" xmlns:wp="http://schemas.openxmlformats.org/drawingml/2006/wordprocessingDrawing" xmlns:w10="urn:schemas-microsoft-com:office:word" xmlns:w="http://schemas.openxmlformats.org/wordprocessingml/2006/main" xmlns:w14="http://schemas.microsoft.com/office/word/2010/wordml" xmlns:w15="http://schemas.microsoft.com/office/word/2012/wordml" xmlns:w16cex="http://schemas.microsoft.com/office/word/2018/wordml/cex" xmlns:w16cid="http://schemas.microsoft.com/office/word/2016/wordml/cid" xmlns:w16="http://schemas.microsoft.com/office/word/2018/wordml" xmlns:w16sdtdh="http://schemas.microsoft.com/office/word/2020/wordml/sdtdatahash" xmlns:w16se="http://schemas.microsoft.com/office/word/2015/wordml/symex" xmlns:wpg="http://schemas.microsoft.com/office/word/2010/wordprocessingGroup" xmlns:wpi="http://schemas.microsoft.com/office/word/2010/wordprocessingInk" xmlns:wne="http://schemas.microsoft.com/office/word/2006/wordml" xmlns:wps="http://schemas.microsoft.com/office/word/2010/wordprocessingShape" mc:Ignorable="w14 w15 w16se w16cid w16 w16cex w16sdtdh wp14">
+  <w:abstractNum w:abstractNumId="0" w15:restartNumberingAfterBreak="0">
+    <w:nsid w:val="1CBF0BC7"/>
+    <w:multiLevelType w:val="hybridMultilevel"/>
+    <w:tmpl w:val="1C1EFF00"/>
+    <w:lvl w:ilvl="0" w:tplc="040A000F">
+      <w:start w:val="1"/>
+      <w:numFmt w:val="decimal"/>
+      <w:lvlText w:val="%1."/>
+      <w:lvlJc w:val="left"/>
+      <w:pPr>
+        <w:ind w:left="720" w:hanging="360"/>
+      </w:pPr>
+      <w:rPr>
+        <w:rFonts w:hint="default"/>
+      </w:rPr>
+    </w:lvl>
+    <w:lvl w:ilvl="1" w:tplc="040A0019" w:tentative="1">
+      <w:start w:val="1"/>
+      <w:numFmt w:val="lowerLetter"/>
+      <w:lvlText w:val="%2."/>
+      <w:lvlJc w:val="left"/>
+      <w:pPr>
+        <w:ind w:left="1440" w:hanging="360"/>
+      </w:pPr>
+    </w:lvl>
+    <w:lvl w:ilvl="2" w:tplc="040A001B" w:tentative="1">
+      <w:start w:val="1"/>
+      <w:numFmt w:val="lowerRoman"/>
+      <w:lvlText w:val="%3."/>
+      <w:lvlJc w:val="right"/>
+      <w:pPr>
+        <w:ind w:left="2160" w:hanging="180"/>
+      </w:pPr>
+    </w:lvl>
+    <w:lvl w:ilvl="3" w:tplc="040A000F" w:tentative="1">
+      <w:start w:val="1"/>
+      <w:numFmt w:val="decimal"/>
+      <w:lvlText w:val="%4."/>
+      <w:lvlJc w:val="left"/>
+      <w:pPr>
+        <w:ind w:left="2880" w:hanging="360"/>
+      </w:pPr>
+    </w:lvl>
+    <w:lvl w:ilvl="4" w:tplc="040A0019" w:tentative="1">
+      <w:start w:val="1"/>
+      <w:numFmt w:val="lowerLetter"/>
+      <w:lvlText w:val="%5."/>
+      <w:lvlJc w:val="left"/>
+      <w:pPr>
+        <w:ind w:left="3600" w:hanging="360"/>
+      </w:pPr>
+    </w:lvl>
+    <w:lvl w:ilvl="5" w:tplc="040A001B" w:tentative="1">
+      <w:start w:val="1"/>
+      <w:numFmt w:val="lowerRoman"/>
+      <w:lvlText w:val="%6."/>
+      <w:lvlJc w:val="right"/>
+      <w:pPr>
+        <w:ind w:left="4320" w:hanging="180"/>
+      </w:pPr>
+    </w:lvl>
+    <w:lvl w:ilvl="6" w:tplc="040A000F" w:tentative="1">
+      <w:start w:val="1"/>
+      <w:numFmt w:val="decimal"/>
+      <w:lvlText w:val="%7."/>
+      <w:lvlJc w:val="left"/>
+      <w:pPr>
+        <w:ind w:left="5040" w:hanging="360"/>
+      </w:pPr>
+    </w:lvl>
+    <w:lvl w:ilvl="7" w:tplc="040A0019" w:tentative="1">
+      <w:start w:val="1"/>
+      <w:numFmt w:val="lowerLetter"/>
+      <w:lvlText w:val="%8."/>
+      <w:lvlJc w:val="left"/>
+      <w:pPr>
+        <w:ind w:left="5760" w:hanging="360"/>
+      </w:pPr>
+    </w:lvl>
+    <w:lvl w:ilvl="8" w:tplc="040A001B" w:tentative="1">
+      <w:start w:val="1"/>
+      <w:numFmt w:val="lowerRoman"/>
+      <w:lvlText w:val="%9."/>
+      <w:lvlJc w:val="right"/>
+      <w:pPr>
+        <w:ind w:left="6480" w:hanging="180"/>
+      </w:pPr>
+    </w:lvl>
+  </w:abstractNum>
+  <w:abstractNum w:abstractNumId="1" w15:restartNumberingAfterBreak="0">
+    <w:nsid w:val="402579FE"/>
+    <w:multiLevelType w:val="hybridMultilevel"/>
+    <w:tmpl w:val="C5F4A544"/>
+    <w:lvl w:ilvl="0" w:tplc="040A0011">
+      <w:start w:val="1"/>
+      <w:numFmt w:val="decimal"/>
+      <w:lvlText w:val="%1)"/>
+      <w:lvlJc w:val="left"/>
+      <w:pPr>
+        <w:ind w:left="720" w:hanging="360"/>
+      </w:pPr>
+      <w:rPr>
+        <w:rFonts w:hint="default"/>
+      </w:rPr>
+    </w:lvl>
+    <w:lvl w:ilvl="1" w:tplc="040A0019" w:tentative="1">
+      <w:start w:val="1"/>
+      <w:numFmt w:val="lowerLetter"/>
+      <w:lvlText w:val="%2."/>
+      <w:lvlJc w:val="left"/>
+      <w:pPr>
+        <w:ind w:left="1440" w:hanging="360"/>
+      </w:pPr>
+    </w:lvl>
+    <w:lvl w:ilvl="2" w:tplc="040A001B" w:tentative="1">
+      <w:start w:val="1"/>
+      <w:numFmt w:val="lowerRoman"/>
+      <w:lvlText w:val="%3."/>
+      <w:lvlJc w:val="right"/>
+      <w:pPr>
+        <w:ind w:left="2160" w:hanging="180"/>
+      </w:pPr>
+    </w:lvl>
+    <w:lvl w:ilvl="3" w:tplc="040A000F" w:tentative="1">
+      <w:start w:val="1"/>
+      <w:numFmt w:val="decimal"/>
+      <w:lvlText w:val="%4."/>
+      <w:lvlJc w:val="left"/>
+      <w:pPr>
+        <w:ind w:left="2880" w:hanging="360"/>
+      </w:pPr>
+    </w:lvl>
+    <w:lvl w:ilvl="4" w:tplc="040A0019" w:tentative="1">
+      <w:start w:val="1"/>
+      <w:numFmt w:val="lowerLetter"/>
+      <w:lvlText w:val="%5."/>
+      <w:lvlJc w:val="left"/>
+      <w:pPr>
+        <w:ind w:left="3600" w:hanging="360"/>
+      </w:pPr>
+    </w:lvl>
+    <w:lvl w:ilvl="5" w:tplc="040A001B" w:tentative="1">
+      <w:start w:val="1"/>
+      <w:numFmt w:val="lowerRoman"/>
+      <w:lvlText w:val="%6."/>
+      <w:lvlJc w:val="right"/>
+      <w:pPr>
+        <w:ind w:left="4320" w:hanging="180"/>
+      </w:pPr>
+    </w:lvl>
+    <w:lvl w:ilvl="6" w:tplc="040A000F" w:tentative="1">
+      <w:start w:val="1"/>
+      <w:numFmt w:val="decimal"/>
+      <w:lvlText w:val="%7."/>
+      <w:lvlJc w:val="left"/>
+      <w:pPr>
+        <w:ind w:left="5040" w:hanging="360"/>
+      </w:pPr>
+    </w:lvl>
+    <w:lvl w:ilvl="7" w:tplc="040A0019" w:tentative="1">
+      <w:start w:val="1"/>
+      <w:numFmt w:val="lowerLetter"/>
+      <w:lvlText w:val="%8."/>
+      <w:lvlJc w:val="left"/>
+      <w:pPr>
+        <w:ind w:left="5760" w:hanging="360"/>
+      </w:pPr>
+    </w:lvl>
+    <w:lvl w:ilvl="8" w:tplc="040A001B" w:tentative="1">
+      <w:start w:val="1"/>
+      <w:numFmt w:val="lowerRoman"/>
+      <w:lvlText w:val="%9."/>
+      <w:lvlJc w:val="right"/>
+      <w:pPr>
+        <w:ind w:left="6480" w:hanging="180"/>
+      </w:pPr>
+    </w:lvl>
+  </w:abstractNum>
+  <w:num w:numId="1" w16cid:durableId="1312102131">
+    <w:abstractNumId w:val="0"/>
+  </w:num>
+  <w:num w:numId="2" w16cid:durableId="1139688905">
+    <w:abstractNumId w:val="1"/>
+  </w:num>
+</w:numbering>
 </file>
 
 <file path=word/styles.xml><?xml version="1.0" encoding="utf-8"?>
@@ -540,6 +3853,52 @@
       <w14:ligatures w14:val="none"/>
     </w:rPr>
   </w:style>
+  <w:style w:type="paragraph" w:styleId="Prrafodelista">
+    <w:name w:val="List Paragraph"/>
+    <w:basedOn w:val="Normal"/>
+    <w:uiPriority w:val="34"/>
+    <w:qFormat/>
+    <w:rsid w:val="008E2D0E"/>
+    <w:pPr>
+      <w:ind w:left="720"/>
+      <w:contextualSpacing/>
+    </w:pPr>
+  </w:style>
+  <w:style w:type="character" w:styleId="Hipervnculo">
+    <w:name w:val="Hyperlink"/>
+    <w:basedOn w:val="Fuentedeprrafopredeter"/>
+    <w:uiPriority w:val="99"/>
+    <w:unhideWhenUsed/>
+    <w:rsid w:val="009005D6"/>
+    <w:rPr>
+      <w:color w:val="0563C1" w:themeColor="hyperlink"/>
+      <w:u w:val="single"/>
+    </w:rPr>
+  </w:style>
+  <w:style w:type="character" w:styleId="Mencinsinresolver">
+    <w:name w:val="Unresolved Mention"/>
+    <w:basedOn w:val="Fuentedeprrafopredeter"/>
+    <w:uiPriority w:val="99"/>
+    <w:semiHidden/>
+    <w:unhideWhenUsed/>
+    <w:rsid w:val="009005D6"/>
+    <w:rPr>
+      <w:color w:val="605E5C"/>
+      <w:shd w:val="clear" w:color="auto" w:fill="E1DFDD"/>
+    </w:rPr>
+  </w:style>
+  <w:style w:type="character" w:styleId="Hipervnculovisitado">
+    <w:name w:val="FollowedHyperlink"/>
+    <w:basedOn w:val="Fuentedeprrafopredeter"/>
+    <w:uiPriority w:val="99"/>
+    <w:semiHidden/>
+    <w:unhideWhenUsed/>
+    <w:rsid w:val="009005D6"/>
+    <w:rPr>
+      <w:color w:val="954F72" w:themeColor="followedHyperlink"/>
+      <w:u w:val="single"/>
+    </w:rPr>
+  </w:style>
 </w:styles>
 </file>
 
